--- a/Pseudoaleatoriedade vs Aleatoriedade Física.docx
+++ b/Pseudoaleatoriedade vs Aleatoriedade Física.docx
@@ -4,6 +4,414 @@
   <w:body>
     <w:p>
       <w:pPr>
+        <w:spacing w:line="240" w:lineRule="auto"/>
+        <w:jc w:val="center"/>
+        <w:rPr>
+          <w:rFonts w:ascii="Times New Roman" w:eastAsiaTheme="majorEastAsia" w:hAnsi="Times New Roman" w:cs="Times New Roman"/>
+          <w:color w:val="000000" w:themeColor="text1"/>
+          <w:sz w:val="40"/>
+          <w:szCs w:val="40"/>
+        </w:rPr>
+      </w:pPr>
+    </w:p>
+    <w:p>
+      <w:pPr>
+        <w:spacing w:line="240" w:lineRule="auto"/>
+        <w:jc w:val="center"/>
+        <w:rPr>
+          <w:rFonts w:ascii="Times New Roman" w:eastAsiaTheme="majorEastAsia" w:hAnsi="Times New Roman" w:cs="Times New Roman"/>
+          <w:color w:val="000000" w:themeColor="text1"/>
+          <w:sz w:val="40"/>
+          <w:szCs w:val="40"/>
+        </w:rPr>
+      </w:pPr>
+      <w:r>
+        <w:rPr>
+          <w:rFonts w:ascii="Times New Roman" w:eastAsiaTheme="majorEastAsia" w:hAnsi="Times New Roman" w:cs="Times New Roman"/>
+          <w:color w:val="000000" w:themeColor="text1"/>
+          <w:sz w:val="40"/>
+          <w:szCs w:val="40"/>
+        </w:rPr>
+        <w:t>IV Encontro do PGMAT</w:t>
+      </w:r>
+    </w:p>
+    <w:p>
+      <w:pPr>
+        <w:spacing w:line="240" w:lineRule="auto"/>
+        <w:jc w:val="center"/>
+      </w:pPr>
+      <w:r>
+        <w:rPr>
+          <w:rFonts w:ascii="Times New Roman" w:eastAsiaTheme="majorEastAsia" w:hAnsi="Times New Roman" w:cs="Times New Roman"/>
+          <w:color w:val="000000" w:themeColor="text1"/>
+          <w:sz w:val="40"/>
+          <w:szCs w:val="40"/>
+        </w:rPr>
+        <w:t xml:space="preserve"> 12 e 13 de março de 2026</w:t>
+      </w:r>
+    </w:p>
+    <w:p>
+      <w:pPr>
+        <w:spacing w:line="480" w:lineRule="auto"/>
+        <w:rPr>
+          <w:sz w:val="32"/>
+          <w:szCs w:val="32"/>
+        </w:rPr>
+      </w:pPr>
+    </w:p>
+    <w:p>
+      <w:pPr>
+        <w:spacing w:line="480" w:lineRule="auto"/>
+        <w:rPr>
+          <w:sz w:val="32"/>
+          <w:szCs w:val="32"/>
+        </w:rPr>
+      </w:pPr>
+    </w:p>
+    <w:p>
+      <w:pPr>
+        <w:jc w:val="center"/>
+        <w:rPr>
+          <w:rFonts w:ascii="Times New Roman" w:hAnsi="Times New Roman" w:cs="Times New Roman"/>
+          <w:i/>
+          <w:iCs/>
+          <w:sz w:val="32"/>
+          <w:szCs w:val="32"/>
+        </w:rPr>
+      </w:pPr>
+      <w:r>
+        <w:rPr>
+          <w:rFonts w:ascii="Times New Roman" w:hAnsi="Times New Roman" w:cs="Times New Roman"/>
+          <w:sz w:val="32"/>
+          <w:szCs w:val="32"/>
+        </w:rPr>
+        <w:t xml:space="preserve">Aleatoriedade </w:t>
+      </w:r>
+      <w:proofErr w:type="spellStart"/>
+      <w:r>
+        <w:rPr>
+          <w:rFonts w:ascii="Times New Roman" w:hAnsi="Times New Roman" w:cs="Times New Roman"/>
+          <w:sz w:val="32"/>
+          <w:szCs w:val="32"/>
+        </w:rPr>
+        <w:t>vs</w:t>
+      </w:r>
+      <w:proofErr w:type="spellEnd"/>
+      <w:r>
+        <w:rPr>
+          <w:rFonts w:ascii="Times New Roman" w:hAnsi="Times New Roman" w:cs="Times New Roman"/>
+          <w:sz w:val="32"/>
+          <w:szCs w:val="32"/>
+        </w:rPr>
+        <w:t xml:space="preserve"> </w:t>
+      </w:r>
+      <w:proofErr w:type="spellStart"/>
+      <w:r>
+        <w:rPr>
+          <w:rFonts w:ascii="Times New Roman" w:hAnsi="Times New Roman" w:cs="Times New Roman"/>
+          <w:sz w:val="32"/>
+          <w:szCs w:val="32"/>
+        </w:rPr>
+        <w:t>Pseudoaleatoriedade</w:t>
+      </w:r>
+      <w:proofErr w:type="spellEnd"/>
+      <w:r>
+        <w:rPr>
+          <w:rFonts w:ascii="Times New Roman" w:hAnsi="Times New Roman" w:cs="Times New Roman"/>
+          <w:sz w:val="32"/>
+          <w:szCs w:val="32"/>
+        </w:rPr>
+        <w:t xml:space="preserve">: demonstrando a importância do gerador de chaves em </w:t>
+      </w:r>
+      <w:proofErr w:type="spellStart"/>
+      <w:r>
+        <w:rPr>
+          <w:rFonts w:ascii="Times New Roman" w:hAnsi="Times New Roman" w:cs="Times New Roman"/>
+          <w:sz w:val="32"/>
+          <w:szCs w:val="32"/>
+        </w:rPr>
+        <w:t>Criptoprafia</w:t>
+      </w:r>
+      <w:proofErr w:type="spellEnd"/>
+      <w:r>
+        <w:rPr>
+          <w:rFonts w:ascii="Times New Roman" w:hAnsi="Times New Roman" w:cs="Times New Roman"/>
+          <w:sz w:val="32"/>
+          <w:szCs w:val="32"/>
+        </w:rPr>
+        <w:t xml:space="preserve"> Simétrica através de uma simulação </w:t>
+      </w:r>
+      <w:proofErr w:type="spellStart"/>
+      <w:r>
+        <w:rPr>
+          <w:rFonts w:ascii="Times New Roman" w:hAnsi="Times New Roman" w:cs="Times New Roman"/>
+          <w:sz w:val="32"/>
+          <w:szCs w:val="32"/>
+        </w:rPr>
+        <w:t>simplicada</w:t>
+      </w:r>
+      <w:proofErr w:type="spellEnd"/>
+      <w:r>
+        <w:rPr>
+          <w:rFonts w:ascii="Times New Roman" w:hAnsi="Times New Roman" w:cs="Times New Roman"/>
+          <w:sz w:val="32"/>
+          <w:szCs w:val="32"/>
+        </w:rPr>
+        <w:t xml:space="preserve"> em </w:t>
+      </w:r>
+      <w:r>
+        <w:rPr>
+          <w:rFonts w:ascii="Times New Roman" w:hAnsi="Times New Roman" w:cs="Times New Roman"/>
+          <w:i/>
+          <w:iCs/>
+          <w:sz w:val="32"/>
+          <w:szCs w:val="32"/>
+        </w:rPr>
+        <w:t>Python</w:t>
+      </w:r>
+    </w:p>
+    <w:p>
+      <w:pPr>
+        <w:spacing w:line="480" w:lineRule="auto"/>
+        <w:jc w:val="center"/>
+        <w:rPr>
+          <w:rFonts w:ascii="Times New Roman" w:hAnsi="Times New Roman" w:cs="Times New Roman"/>
+        </w:rPr>
+      </w:pPr>
+      <w:r>
+        <w:rPr>
+          <w:rFonts w:ascii="Times New Roman" w:hAnsi="Times New Roman" w:cs="Times New Roman"/>
+        </w:rPr>
+        <w:t>Apresentação de pôster</w:t>
+      </w:r>
+    </w:p>
+    <w:p>
+      <w:pPr>
+        <w:spacing w:line="480" w:lineRule="auto"/>
+      </w:pPr>
+    </w:p>
+    <w:p>
+      <w:pPr>
+        <w:spacing w:line="480" w:lineRule="auto"/>
+      </w:pPr>
+    </w:p>
+    <w:p>
+      <w:pPr>
+        <w:pStyle w:val="Ttulo1"/>
+        <w:spacing w:before="0" w:after="0" w:line="360" w:lineRule="auto"/>
+        <w:jc w:val="center"/>
+        <w:rPr>
+          <w:rFonts w:ascii="Times New Roman" w:hAnsi="Times New Roman" w:cs="Times New Roman"/>
+          <w:color w:val="000000" w:themeColor="text1"/>
+          <w:sz w:val="24"/>
+          <w:szCs w:val="24"/>
+        </w:rPr>
+      </w:pPr>
+      <w:r>
+        <w:rPr>
+          <w:rFonts w:ascii="Times New Roman" w:hAnsi="Times New Roman" w:cs="Times New Roman"/>
+          <w:color w:val="000000" w:themeColor="text1"/>
+          <w:sz w:val="24"/>
+          <w:szCs w:val="24"/>
+        </w:rPr>
+        <w:t>Aluna</w:t>
+      </w:r>
+      <w:r>
+        <w:rPr>
+          <w:rFonts w:ascii="Times New Roman" w:hAnsi="Times New Roman" w:cs="Times New Roman"/>
+          <w:color w:val="000000" w:themeColor="text1"/>
+          <w:sz w:val="24"/>
+          <w:szCs w:val="24"/>
+        </w:rPr>
+        <w:t xml:space="preserve">: Gisela </w:t>
+      </w:r>
+      <w:proofErr w:type="spellStart"/>
+      <w:r>
+        <w:rPr>
+          <w:rFonts w:ascii="Times New Roman" w:hAnsi="Times New Roman" w:cs="Times New Roman"/>
+          <w:color w:val="000000" w:themeColor="text1"/>
+          <w:sz w:val="24"/>
+          <w:szCs w:val="24"/>
+        </w:rPr>
+        <w:t>Ceresér</w:t>
+      </w:r>
+      <w:proofErr w:type="spellEnd"/>
+      <w:r>
+        <w:rPr>
+          <w:rFonts w:ascii="Times New Roman" w:hAnsi="Times New Roman" w:cs="Times New Roman"/>
+          <w:color w:val="000000" w:themeColor="text1"/>
+          <w:sz w:val="24"/>
+          <w:szCs w:val="24"/>
+        </w:rPr>
+        <w:t xml:space="preserve"> Kassick</w:t>
+      </w:r>
+    </w:p>
+    <w:p>
+      <w:pPr>
+        <w:pStyle w:val="Ttulo1"/>
+        <w:spacing w:before="0" w:after="0" w:line="360" w:lineRule="auto"/>
+        <w:jc w:val="center"/>
+        <w:rPr>
+          <w:rFonts w:ascii="Times New Roman" w:hAnsi="Times New Roman" w:cs="Times New Roman"/>
+          <w:color w:val="000000" w:themeColor="text1"/>
+          <w:sz w:val="24"/>
+          <w:szCs w:val="24"/>
+        </w:rPr>
+      </w:pPr>
+      <w:r>
+        <w:rPr>
+          <w:rFonts w:ascii="Times New Roman" w:hAnsi="Times New Roman" w:cs="Times New Roman"/>
+          <w:color w:val="000000" w:themeColor="text1"/>
+          <w:sz w:val="24"/>
+          <w:szCs w:val="24"/>
+        </w:rPr>
+        <w:t xml:space="preserve">Orientador: </w:t>
+      </w:r>
+      <w:r>
+        <w:rPr>
+          <w:rFonts w:ascii="Times New Roman" w:hAnsi="Times New Roman" w:cs="Times New Roman"/>
+          <w:color w:val="000000" w:themeColor="text1"/>
+          <w:sz w:val="24"/>
+          <w:szCs w:val="24"/>
+        </w:rPr>
+        <w:t xml:space="preserve">Dr. </w:t>
+      </w:r>
+      <w:r>
+        <w:rPr>
+          <w:rFonts w:ascii="Times New Roman" w:hAnsi="Times New Roman" w:cs="Times New Roman"/>
+          <w:color w:val="000000" w:themeColor="text1"/>
+          <w:sz w:val="24"/>
+          <w:szCs w:val="24"/>
+        </w:rPr>
+        <w:t>Daniel Roberto Cassar</w:t>
+      </w:r>
+    </w:p>
+    <w:p>
+      <w:pPr>
+        <w:jc w:val="center"/>
+      </w:pPr>
+    </w:p>
+    <w:p>
+      <w:pPr>
+        <w:spacing w:line="480" w:lineRule="auto"/>
+      </w:pPr>
+    </w:p>
+    <w:p>
+      <w:pPr>
+        <w:pStyle w:val="Ttulo1"/>
+        <w:spacing w:before="0" w:after="0" w:line="480" w:lineRule="auto"/>
+        <w:jc w:val="center"/>
+        <w:rPr>
+          <w:rFonts w:ascii="Times New Roman" w:hAnsi="Times New Roman" w:cs="Times New Roman"/>
+          <w:color w:val="000000" w:themeColor="text1"/>
+          <w:sz w:val="24"/>
+          <w:szCs w:val="24"/>
+        </w:rPr>
+      </w:pPr>
+      <w:proofErr w:type="spellStart"/>
+      <w:r>
+        <w:rPr>
+          <w:rFonts w:ascii="Times New Roman" w:hAnsi="Times New Roman" w:cs="Times New Roman"/>
+          <w:color w:val="000000" w:themeColor="text1"/>
+          <w:sz w:val="24"/>
+          <w:szCs w:val="24"/>
+        </w:rPr>
+        <w:t>Ilum</w:t>
+      </w:r>
+      <w:proofErr w:type="spellEnd"/>
+      <w:r>
+        <w:rPr>
+          <w:rFonts w:ascii="Times New Roman" w:hAnsi="Times New Roman" w:cs="Times New Roman"/>
+          <w:color w:val="000000" w:themeColor="text1"/>
+          <w:sz w:val="24"/>
+          <w:szCs w:val="24"/>
+        </w:rPr>
+        <w:t xml:space="preserve"> Escola de Ciência</w:t>
+      </w:r>
+    </w:p>
+    <w:p>
+      <w:pPr>
+        <w:pStyle w:val="Ttulo1"/>
+        <w:spacing w:before="0" w:after="0" w:line="480" w:lineRule="auto"/>
+        <w:jc w:val="center"/>
+        <w:rPr>
+          <w:rFonts w:ascii="Times New Roman" w:hAnsi="Times New Roman" w:cs="Times New Roman"/>
+          <w:color w:val="000000" w:themeColor="text1"/>
+          <w:sz w:val="24"/>
+          <w:szCs w:val="24"/>
+        </w:rPr>
+      </w:pPr>
+      <w:r>
+        <w:rPr>
+          <w:rFonts w:ascii="Times New Roman" w:hAnsi="Times New Roman" w:cs="Times New Roman"/>
+          <w:color w:val="000000" w:themeColor="text1"/>
+          <w:sz w:val="24"/>
+          <w:szCs w:val="24"/>
+        </w:rPr>
+        <w:t>Centro Nacional de Pesquisa em Energia e Materiais</w:t>
+      </w:r>
+    </w:p>
+    <w:p>
+      <w:pPr>
+        <w:spacing w:line="480" w:lineRule="auto"/>
+      </w:pPr>
+    </w:p>
+    <w:p>
+      <w:pPr>
+        <w:pStyle w:val="Ttulo1"/>
+        <w:spacing w:before="0" w:after="0" w:line="480" w:lineRule="auto"/>
+        <w:jc w:val="center"/>
+        <w:rPr>
+          <w:rFonts w:ascii="Times New Roman" w:hAnsi="Times New Roman" w:cs="Times New Roman"/>
+          <w:color w:val="000000" w:themeColor="text1"/>
+          <w:sz w:val="24"/>
+          <w:szCs w:val="24"/>
+        </w:rPr>
+      </w:pPr>
+      <w:r>
+        <w:rPr>
+          <w:rFonts w:ascii="Times New Roman" w:hAnsi="Times New Roman" w:cs="Times New Roman"/>
+          <w:color w:val="000000" w:themeColor="text1"/>
+          <w:sz w:val="24"/>
+          <w:szCs w:val="24"/>
+        </w:rPr>
+        <w:t>Campinas</w:t>
+      </w:r>
+    </w:p>
+    <w:p>
+      <w:pPr>
+        <w:pStyle w:val="Ttulo1"/>
+        <w:spacing w:before="0" w:after="0" w:line="480" w:lineRule="auto"/>
+        <w:jc w:val="center"/>
+        <w:rPr>
+          <w:rFonts w:ascii="Times New Roman" w:hAnsi="Times New Roman" w:cs="Times New Roman"/>
+          <w:color w:val="000000" w:themeColor="text1"/>
+          <w:sz w:val="24"/>
+          <w:szCs w:val="24"/>
+        </w:rPr>
+      </w:pPr>
+      <w:r>
+        <w:rPr>
+          <w:rFonts w:ascii="Times New Roman" w:hAnsi="Times New Roman" w:cs="Times New Roman"/>
+          <w:color w:val="000000" w:themeColor="text1"/>
+          <w:sz w:val="24"/>
+          <w:szCs w:val="24"/>
+        </w:rPr>
+        <w:t>Março</w:t>
+      </w:r>
+      <w:r>
+        <w:rPr>
+          <w:rFonts w:ascii="Times New Roman" w:hAnsi="Times New Roman" w:cs="Times New Roman"/>
+          <w:color w:val="000000" w:themeColor="text1"/>
+          <w:sz w:val="24"/>
+          <w:szCs w:val="24"/>
+        </w:rPr>
+        <w:t>, 2026</w:t>
+      </w:r>
+    </w:p>
+    <w:p>
+      <w:pPr>
+        <w:spacing w:line="276" w:lineRule="auto"/>
         <w:jc w:val="both"/>
         <w:rPr>
           <w:rFonts w:ascii="Times New Roman" w:hAnsi="Times New Roman" w:cs="Times New Roman"/>
@@ -13,381 +421,261 @@
           <w:iCs/>
         </w:rPr>
       </w:pPr>
-      <w:r>
+    </w:p>
+    <w:p>
+      <w:pPr>
+        <w:spacing w:line="276" w:lineRule="auto"/>
+        <w:jc w:val="both"/>
         <w:rPr>
           <w:rFonts w:ascii="Times New Roman" w:hAnsi="Times New Roman" w:cs="Times New Roman"/>
           <w:b/>
           <w:bCs/>
         </w:rPr>
-        <w:t xml:space="preserve">Aleatoriedade </w:t>
-      </w:r>
-      <w:proofErr w:type="spellStart"/>
+      </w:pPr>
       <w:r>
         <w:rPr>
           <w:rFonts w:ascii="Times New Roman" w:hAnsi="Times New Roman" w:cs="Times New Roman"/>
           <w:b/>
           <w:bCs/>
         </w:rPr>
-        <w:t>vs</w:t>
-      </w:r>
-      <w:proofErr w:type="spellEnd"/>
-      <w:r>
+        <w:lastRenderedPageBreak/>
+        <w:t>Introdução</w:t>
+      </w:r>
+    </w:p>
+    <w:p>
+      <w:pPr>
+        <w:pStyle w:val="NormalWeb"/>
+        <w:spacing w:before="0" w:beforeAutospacing="0" w:after="0" w:afterAutospacing="0" w:line="276" w:lineRule="auto"/>
+        <w:ind w:firstLine="360"/>
+        <w:jc w:val="both"/>
+      </w:pPr>
+      <w:r>
+        <w:t xml:space="preserve">A aleatoriedade é elemento central da criptografia moderna, indispensável à geração de chaves, vetores de inicialização, </w:t>
+      </w:r>
+      <w:proofErr w:type="spellStart"/>
+      <w:r>
+        <w:t>nonces</w:t>
+      </w:r>
+      <w:proofErr w:type="spellEnd"/>
+      <w:r>
+        <w:t xml:space="preserve"> e demais parâmetros críticos de segurança. A proteção de sistemas criptográficos depende da produção de informações que um adversário não consiga aprender ou prever; portanto, a qualidade da fonte aleatória constitui requisito essencial para a confidencialidade e a integridade das comunicações (GENNARO, 2006). </w:t>
+      </w:r>
+    </w:p>
+    <w:p>
+      <w:pPr>
+        <w:pStyle w:val="NormalWeb"/>
+        <w:spacing w:before="0" w:beforeAutospacing="0" w:after="0" w:afterAutospacing="0" w:line="276" w:lineRule="auto"/>
+        <w:ind w:firstLine="360"/>
+        <w:jc w:val="both"/>
+      </w:pPr>
+      <w:r>
+        <w:t>Do ponto de vista formal, uma sequência aleatória deve satisfazer três propriedades fundamentais: (i) distribuição uniforme; (</w:t>
+      </w:r>
+      <w:proofErr w:type="spellStart"/>
+      <w:r>
+        <w:t>ii</w:t>
+      </w:r>
+      <w:proofErr w:type="spellEnd"/>
+      <w:r>
+        <w:t>) independência entre seus elementos; e (</w:t>
+      </w:r>
+      <w:proofErr w:type="spellStart"/>
+      <w:r>
+        <w:t>iii</w:t>
+      </w:r>
+      <w:proofErr w:type="spellEnd"/>
+      <w:r>
+        <w:t>) impossibilidade de prever o restante da sequência a partir de qualquer subsequência observada (ZHANG et al., 2021). Esses critérios fornecem bases objetivas para a avaliação da qualidade estatística de sequências utilizadas em algoritmos criptográficos.</w:t>
+      </w:r>
+      <w:r>
+        <w:t xml:space="preserve"> </w:t>
+      </w:r>
+      <w:r>
+        <w:t xml:space="preserve">A mensuração dessa qualidade </w:t>
+      </w:r>
+      <w:r>
+        <w:t>pode ser r</w:t>
+      </w:r>
+      <w:r>
+        <w:t>ealizada por diferentes métricas. A entropia quantifica o grau de incerteza associado a uma fonte</w:t>
+      </w:r>
+      <w:r>
+        <w:t xml:space="preserve"> </w:t>
+      </w:r>
+      <w:r>
+        <w:t xml:space="preserve">(GENNARO, 2006), enquanto testes de correlação identificam dependências estruturais incompatíveis com a independência estatística (ZHANG et al., 2021). </w:t>
+      </w:r>
+    </w:p>
+    <w:p>
+      <w:pPr>
+        <w:pStyle w:val="NormalWeb"/>
+        <w:spacing w:before="0" w:beforeAutospacing="0" w:after="0" w:afterAutospacing="0" w:line="276" w:lineRule="auto"/>
+        <w:ind w:firstLine="360"/>
+        <w:jc w:val="both"/>
+      </w:pPr>
+      <w:r>
+        <w:t>Na</w:t>
+      </w:r>
+      <w:r>
+        <w:t xml:space="preserve"> criptografia simétrica, a geração da chave secreta é determinante: mesmo algoritmos matematicamente robustos tornam-se vulneráveis quando a chave provém de uma fonte previsível, reduzindo o espaço efetivo de busca e facilitando ataques de força bruta ou análise estatística (GENNARO, 2006). Nesse contexto, os geradores de números aleatórios desempenham papel central.</w:t>
+      </w:r>
+      <w:r>
+        <w:t xml:space="preserve"> </w:t>
+      </w:r>
+      <w:r>
+        <w:t>Geradores verdadeiramente aleatórios (</w:t>
+      </w:r>
+      <w:proofErr w:type="spellStart"/>
+      <w:r>
+        <w:t>TRNGs</w:t>
+      </w:r>
+      <w:proofErr w:type="spellEnd"/>
+      <w:r>
+        <w:t xml:space="preserve">) exploram fenômenos físicos imprevisíveis, como ruído térmico, para produzir sequências digitais (CUCU LAURENCIU; COTOFANA, 2018). Entretanto, processos físicos podem gerar saídas com vieses estatísticos; por isso, utilizam-se técnicas de extração baseadas em funções </w:t>
+      </w:r>
+      <w:proofErr w:type="spellStart"/>
+      <w:r>
+        <w:t>hash</w:t>
+      </w:r>
+      <w:proofErr w:type="spellEnd"/>
+      <w:r>
+        <w:t xml:space="preserve"> para suavizar a entropia e aproximar a distribuição do ideal uniforme (GENNARO, 2006).</w:t>
+      </w:r>
+      <w:r>
+        <w:t xml:space="preserve"> </w:t>
+      </w:r>
+      <w:r>
+        <w:t>Já geradores pseudoaleatórios (</w:t>
+      </w:r>
+      <w:proofErr w:type="spellStart"/>
+      <w:r>
+        <w:t>PRNGs</w:t>
+      </w:r>
+      <w:proofErr w:type="spellEnd"/>
+      <w:r>
+        <w:t xml:space="preserve">) expandem deterministicamente uma semente inicial. </w:t>
+      </w:r>
+      <w:proofErr w:type="spellStart"/>
+      <w:r>
+        <w:t>PRNGs</w:t>
+      </w:r>
+      <w:proofErr w:type="spellEnd"/>
+      <w:r>
+        <w:t xml:space="preserve"> convencionais — como o </w:t>
+      </w:r>
+      <w:proofErr w:type="spellStart"/>
+      <w:r>
+        <w:t>Mersenne</w:t>
+      </w:r>
+      <w:proofErr w:type="spellEnd"/>
+      <w:r>
+        <w:t xml:space="preserve"> Twister — não são adequados para fins criptográficos, pois seu estado interno pode ser reconstruído a partir de saídas observadas (</w:t>
+      </w:r>
+      <w:r>
+        <w:t>VIGNA</w:t>
+      </w:r>
+      <w:r>
+        <w:t xml:space="preserve">, 2019). Para aplicações sensíveis, empregam-se </w:t>
+      </w:r>
+      <w:proofErr w:type="spellStart"/>
+      <w:r>
+        <w:t>CSPRNGs</w:t>
+      </w:r>
+      <w:proofErr w:type="spellEnd"/>
+      <w:r>
+        <w:t>, cujas saídas são indistinguíveis de sequências verdadeiramente aleatórias e permanecem imprevisíveis mesmo com conhecimento parcial do sistema (D’APRANO, 2015).</w:t>
+      </w:r>
+    </w:p>
+    <w:p>
+      <w:pPr>
+        <w:pStyle w:val="NormalWeb"/>
+        <w:spacing w:before="0" w:beforeAutospacing="0" w:after="0" w:afterAutospacing="0" w:line="276" w:lineRule="auto"/>
+        <w:ind w:firstLine="360"/>
+        <w:jc w:val="both"/>
+      </w:pPr>
+      <w:r>
+        <w:t>Diante desse referencial teórico, o presente trabalho tem como objetivo analisar e comparar a qualidade estatística e a adequação criptográfica de diferentes fontes de geração de números aleatórios, avaliando seu impacto na criptografia simétrica. Busca-se investigar em que medida distintas abordagens — físicas e algorítmicas — atendem aos critérios formais de aleatoriedade e preservam imprevisibilidade sob análise estatística.</w:t>
+      </w:r>
+    </w:p>
+    <w:p>
+      <w:pPr>
+        <w:pStyle w:val="NormalWeb"/>
+        <w:spacing w:before="0" w:beforeAutospacing="0" w:after="0" w:afterAutospacing="0" w:line="276" w:lineRule="auto"/>
+        <w:ind w:firstLine="360"/>
+        <w:jc w:val="both"/>
+      </w:pPr>
+      <w:r>
+        <w:t xml:space="preserve">A pergunta que orienta a pesquisa é: </w:t>
+      </w:r>
+      <w:r>
+        <w:t>Diferenças na origem da aleatoriedade produzem variações estatísticas relevantes que impactam, de forma prática, a segurança de um sistema simples de criptografia simétrica?</w:t>
+      </w:r>
+      <w:r>
+        <w:t xml:space="preserve"> Espera-se que geradores não projetados para fins criptográficos apresentem vulnerabilidades exploráveis, mesmo quando exibem propriedades estatísticas aparentemente adequadas. Em contraste, geradores criptograficamente seguros e fontes físicas devidamente tratadas tendem a apresentar desempenho estatístico semelhante e resistência prática equivalente em aplicações de criptografia simétrica.</w:t>
+      </w:r>
+    </w:p>
+    <w:p>
+      <w:pPr>
+        <w:spacing w:after="0" w:line="276" w:lineRule="auto"/>
+        <w:jc w:val="both"/>
         <w:rPr>
           <w:rFonts w:ascii="Times New Roman" w:hAnsi="Times New Roman" w:cs="Times New Roman"/>
           <w:b/>
           <w:bCs/>
         </w:rPr>
-        <w:t xml:space="preserve"> </w:t>
-      </w:r>
-      <w:proofErr w:type="spellStart"/>
-      <w:r>
-        <w:rPr>
-          <w:rFonts w:ascii="Times New Roman" w:hAnsi="Times New Roman" w:cs="Times New Roman"/>
+      </w:pPr>
+    </w:p>
+    <w:p>
+      <w:pPr>
+        <w:spacing w:line="276" w:lineRule="auto"/>
+        <w:jc w:val="both"/>
+        <w:rPr>
+          <w:rFonts w:ascii="Times New Roman" w:eastAsia="Times New Roman" w:hAnsi="Times New Roman" w:cs="Times New Roman"/>
           <w:b/>
           <w:bCs/>
-        </w:rPr>
-        <w:t>Pseudoaleatoriedade</w:t>
-      </w:r>
-      <w:proofErr w:type="spellEnd"/>
-      <w:r>
-        <w:rPr>
-          <w:rFonts w:ascii="Times New Roman" w:hAnsi="Times New Roman" w:cs="Times New Roman"/>
+          <w:kern w:val="0"/>
+          <w:lang w:eastAsia="pt-BR"/>
+          <w14:ligatures w14:val="none"/>
+        </w:rPr>
+      </w:pPr>
+      <w:r>
+        <w:rPr>
+          <w:rFonts w:ascii="Times New Roman" w:eastAsia="Times New Roman" w:hAnsi="Times New Roman" w:cs="Times New Roman"/>
           <w:b/>
           <w:bCs/>
-        </w:rPr>
-        <w:t xml:space="preserve">: demonstrando a importância do gerador de chaves em </w:t>
-      </w:r>
-      <w:proofErr w:type="spellStart"/>
-      <w:r>
-        <w:rPr>
-          <w:rFonts w:ascii="Times New Roman" w:hAnsi="Times New Roman" w:cs="Times New Roman"/>
-          <w:b/>
-          <w:bCs/>
-        </w:rPr>
-        <w:t>Criptoprafia</w:t>
-      </w:r>
-      <w:proofErr w:type="spellEnd"/>
-      <w:r>
-        <w:rPr>
-          <w:rFonts w:ascii="Times New Roman" w:hAnsi="Times New Roman" w:cs="Times New Roman"/>
-          <w:b/>
-          <w:bCs/>
-        </w:rPr>
-        <w:t xml:space="preserve"> Simétrica através de uma simulação </w:t>
-      </w:r>
-      <w:proofErr w:type="spellStart"/>
-      <w:r>
-        <w:rPr>
-          <w:rFonts w:ascii="Times New Roman" w:hAnsi="Times New Roman" w:cs="Times New Roman"/>
-          <w:b/>
-          <w:bCs/>
-        </w:rPr>
-        <w:t>simplicada</w:t>
-      </w:r>
-      <w:proofErr w:type="spellEnd"/>
-      <w:r>
-        <w:rPr>
-          <w:rFonts w:ascii="Times New Roman" w:hAnsi="Times New Roman" w:cs="Times New Roman"/>
-          <w:b/>
-          <w:bCs/>
-        </w:rPr>
-        <w:t xml:space="preserve"> em</w:t>
-      </w:r>
-      <w:r>
-        <w:rPr>
-          <w:rFonts w:ascii="Times New Roman" w:hAnsi="Times New Roman" w:cs="Times New Roman"/>
-          <w:b/>
-          <w:bCs/>
-        </w:rPr>
-        <w:t xml:space="preserve"> </w:t>
-      </w:r>
-      <w:r>
-        <w:rPr>
-          <w:rFonts w:ascii="Times New Roman" w:hAnsi="Times New Roman" w:cs="Times New Roman"/>
-          <w:b/>
-          <w:bCs/>
+          <w:kern w:val="0"/>
+          <w:lang w:eastAsia="pt-BR"/>
+          <w14:ligatures w14:val="none"/>
+        </w:rPr>
+        <w:t>Metodologia</w:t>
+      </w:r>
+    </w:p>
+    <w:p>
+      <w:pPr>
+        <w:spacing w:after="0" w:line="276" w:lineRule="auto"/>
+        <w:ind w:firstLine="360"/>
+        <w:jc w:val="both"/>
+        <w:rPr>
+          <w:rFonts w:ascii="Times New Roman" w:eastAsia="Times New Roman" w:hAnsi="Times New Roman" w:cs="Times New Roman"/>
+          <w:kern w:val="0"/>
+          <w:lang w:eastAsia="pt-BR"/>
+          <w14:ligatures w14:val="none"/>
+        </w:rPr>
+      </w:pPr>
+      <w:r>
+        <w:rPr>
+          <w:rFonts w:ascii="Times New Roman" w:eastAsia="Times New Roman" w:hAnsi="Times New Roman" w:cs="Times New Roman"/>
+          <w:kern w:val="0"/>
+          <w:lang w:eastAsia="pt-BR"/>
+          <w14:ligatures w14:val="none"/>
+        </w:rPr>
+        <w:t xml:space="preserve">O presente trabalho adota uma abordagem experimental e comparativa, combinando análise estatística da aleatoriedade com avaliação prática de segurança em criptografia simétrica. Para a obtenção e processamento dos dados experimentais, foi desenvolvido um código em Python integrado a um Arduino por meio da biblioteca </w:t>
+      </w:r>
+      <w:r>
+        <w:rPr>
+          <w:rFonts w:ascii="Times New Roman" w:eastAsia="Times New Roman" w:hAnsi="Times New Roman" w:cs="Times New Roman"/>
           <w:i/>
           <w:iCs/>
-        </w:rPr>
-        <w:t>Python</w:t>
-      </w:r>
-    </w:p>
-    <w:p>
-      <w:pPr>
-        <w:jc w:val="both"/>
-        <w:rPr>
-          <w:rFonts w:ascii="Times New Roman" w:hAnsi="Times New Roman" w:cs="Times New Roman"/>
-          <w:b/>
-          <w:bCs/>
-          <w:i/>
-          <w:iCs/>
-        </w:rPr>
-      </w:pPr>
-    </w:p>
-    <w:p>
-      <w:pPr>
-        <w:jc w:val="both"/>
-        <w:rPr>
-          <w:rFonts w:ascii="Times New Roman" w:hAnsi="Times New Roman" w:cs="Times New Roman"/>
-          <w:b/>
-          <w:bCs/>
-        </w:rPr>
-      </w:pPr>
-      <w:r>
-        <w:rPr>
-          <w:rFonts w:ascii="Times New Roman" w:hAnsi="Times New Roman" w:cs="Times New Roman"/>
-          <w:b/>
-          <w:bCs/>
-        </w:rPr>
-        <w:t>Introdução</w:t>
-      </w:r>
-    </w:p>
-    <w:p>
-      <w:pPr>
-        <w:pStyle w:val="NormalWeb"/>
-        <w:spacing w:before="0" w:beforeAutospacing="0" w:after="160" w:afterAutospacing="0"/>
-        <w:ind w:firstLine="360"/>
-        <w:jc w:val="both"/>
-      </w:pPr>
-      <w:r>
-        <w:t xml:space="preserve">A aleatoriedade é elemento central da criptografia moderna, indispensável à geração de chaves, vetores de inicialização, </w:t>
-      </w:r>
-      <w:proofErr w:type="spellStart"/>
-      <w:r>
-        <w:t>nonces</w:t>
-      </w:r>
-      <w:proofErr w:type="spellEnd"/>
-      <w:r>
-        <w:t xml:space="preserve"> e demais parâmetros críticos de segurança. A proteção de sistemas criptográficos depende da produção de informações que um adversário não consiga aprender ou prever; portanto, a qualidade da fonte aleatória constitui requisito essencial para a confidencialidade e a integridade das comunicações (GENNARO, 2006). </w:t>
-      </w:r>
-    </w:p>
-    <w:p>
-      <w:pPr>
-        <w:pStyle w:val="NormalWeb"/>
-        <w:spacing w:before="0" w:beforeAutospacing="0" w:after="160" w:afterAutospacing="0"/>
-        <w:ind w:firstLine="360"/>
-        <w:jc w:val="both"/>
-      </w:pPr>
-      <w:r>
-        <w:t xml:space="preserve">Do ponto de vista formal, uma sequência </w:t>
-      </w:r>
-      <w:r>
-        <w:t>aleatória</w:t>
-      </w:r>
-      <w:r>
-        <w:t xml:space="preserve"> deve satisfazer três propriedades fundamentais: (i) distribuição uniforme; (</w:t>
-      </w:r>
-      <w:proofErr w:type="spellStart"/>
-      <w:r>
-        <w:t>ii</w:t>
-      </w:r>
-      <w:proofErr w:type="spellEnd"/>
-      <w:r>
-        <w:t>) independência entre seus elementos; e (</w:t>
-      </w:r>
-      <w:proofErr w:type="spellStart"/>
-      <w:r>
-        <w:t>iii</w:t>
-      </w:r>
-      <w:proofErr w:type="spellEnd"/>
-      <w:r>
-        <w:t>) impossibilidade de prever o restante da sequência a partir de qualquer subsequência observada (ZHANG et al., 2021). Esses critérios fornecem bases objetivas para a avaliação da qualidade estatística de sequências utilizadas em algoritmos criptográficos.</w:t>
-      </w:r>
-      <w:r>
-        <w:t xml:space="preserve"> </w:t>
-      </w:r>
-      <w:r>
-        <w:t xml:space="preserve">A mensuração dessa qualidade </w:t>
-      </w:r>
-      <w:r>
-        <w:t>pode ser r</w:t>
-      </w:r>
-      <w:r>
-        <w:t>ealizada por diferentes métricas. A entropia quantifica o grau de incerteza associado a uma fonte</w:t>
-      </w:r>
-      <w:r>
-        <w:t xml:space="preserve"> </w:t>
-      </w:r>
-      <w:r>
-        <w:t xml:space="preserve">(GENNARO, 2006), enquanto testes de correlação identificam dependências estruturais incompatíveis com a independência estatística (ZHANG et al., 2021). </w:t>
-      </w:r>
-    </w:p>
-    <w:p>
-      <w:pPr>
-        <w:pStyle w:val="NormalWeb"/>
-        <w:spacing w:before="0" w:beforeAutospacing="0" w:after="160" w:afterAutospacing="0"/>
-        <w:ind w:firstLine="360"/>
-        <w:jc w:val="both"/>
-      </w:pPr>
-      <w:r>
-        <w:t>Em especial na criptografia simétrica, a geração da chave secreta é determinante: mesmo algoritmos matematicamente robustos tornam-se vulneráveis quando a chave provém de uma fonte previsível, reduzindo o espaço efetivo de busca e facilitando ataques de força bruta ou análise estatística (GENNARO, 2006). Nesse contexto, os geradores de números aleatórios desempenham papel central.</w:t>
-      </w:r>
-      <w:r>
-        <w:t xml:space="preserve"> </w:t>
-      </w:r>
-      <w:r>
-        <w:t>Geradores verdadeiramente aleatórios (</w:t>
-      </w:r>
-      <w:proofErr w:type="spellStart"/>
-      <w:r>
-        <w:t>TRNGs</w:t>
-      </w:r>
-      <w:proofErr w:type="spellEnd"/>
-      <w:r>
-        <w:t xml:space="preserve">) exploram fenômenos físicos imprevisíveis, como ruído térmico, para produzir sequências digitais (CUCU LAURENCIU; COTOFANA, 2018). Entretanto, processos físicos podem gerar saídas com vieses estatísticos; por isso, utilizam-se técnicas de extração baseadas em funções </w:t>
-      </w:r>
-      <w:proofErr w:type="spellStart"/>
-      <w:r>
-        <w:t>hash</w:t>
-      </w:r>
-      <w:proofErr w:type="spellEnd"/>
-      <w:r>
-        <w:t xml:space="preserve"> para suavizar a entropia e aproximar a distribuição do ideal uniforme (GENNARO, 2006).</w:t>
-      </w:r>
-      <w:r>
-        <w:t xml:space="preserve"> </w:t>
-      </w:r>
-      <w:r>
-        <w:t>Já geradores pseudoaleatórios (</w:t>
-      </w:r>
-      <w:proofErr w:type="spellStart"/>
-      <w:r>
-        <w:t>PRNGs</w:t>
-      </w:r>
-      <w:proofErr w:type="spellEnd"/>
-      <w:r>
-        <w:t xml:space="preserve">) expandem deterministicamente uma semente inicial. </w:t>
-      </w:r>
-      <w:proofErr w:type="spellStart"/>
-      <w:r>
-        <w:t>PRNGs</w:t>
-      </w:r>
-      <w:proofErr w:type="spellEnd"/>
-      <w:r>
-        <w:t xml:space="preserve"> convencionais — como o </w:t>
-      </w:r>
-      <w:proofErr w:type="spellStart"/>
-      <w:r>
-        <w:t>Mersenne</w:t>
-      </w:r>
-      <w:proofErr w:type="spellEnd"/>
-      <w:r>
-        <w:t xml:space="preserve"> Twister — não são adequados para fins criptográficos, pois seu estado interno pode ser reconstruído a partir de saídas observadas (</w:t>
-      </w:r>
-      <w:r>
-        <w:t>VIGNA</w:t>
-      </w:r>
-      <w:r>
-        <w:t xml:space="preserve">, 2019). Para aplicações sensíveis, empregam-se </w:t>
-      </w:r>
-      <w:proofErr w:type="spellStart"/>
-      <w:r>
-        <w:t>CSPRNGs</w:t>
-      </w:r>
-      <w:proofErr w:type="spellEnd"/>
-      <w:r>
-        <w:t>, cujas saídas são computacionalmente indistinguíveis de sequências verdadeiramente aleatórias e permanecem imprevisíveis mesmo com conhecimento parcial do sistema (D’APRANO, 2015).</w:t>
-      </w:r>
-    </w:p>
-    <w:p>
-      <w:pPr>
-        <w:pStyle w:val="NormalWeb"/>
-        <w:spacing w:before="0" w:beforeAutospacing="0" w:after="160" w:afterAutospacing="0"/>
-        <w:ind w:firstLine="360"/>
-        <w:jc w:val="both"/>
-      </w:pPr>
-      <w:r>
-        <w:t>Diante desse referencial teórico, o presente trabalho tem como objetivo analisar e comparar a qualidade estatística e a adequação criptográfica de diferentes fontes de geração de números aleatórios, avaliando seu impacto na criptografia simétrica. Busca-se investigar em que medida distintas abordagens — físicas e algorítmicas — atendem aos critérios formais de aleatoriedade e preservam imprevisibilidade sob análise estatística.</w:t>
-      </w:r>
-    </w:p>
-    <w:p>
-      <w:pPr>
-        <w:pStyle w:val="NormalWeb"/>
-        <w:spacing w:before="0" w:beforeAutospacing="0" w:after="160" w:afterAutospacing="0"/>
-        <w:ind w:firstLine="360"/>
-        <w:jc w:val="both"/>
-      </w:pPr>
-      <w:r>
-        <w:t xml:space="preserve">A pergunta que orienta a pesquisa é: </w:t>
-      </w:r>
-      <w:r>
-        <w:t>Diferenças na origem da aleatoriedade produzem variações estatísticas relevantes que impactam, de forma prática, a segurança de um sistema</w:t>
-      </w:r>
-      <w:r>
-        <w:t xml:space="preserve"> simples</w:t>
-      </w:r>
-      <w:r>
-        <w:t xml:space="preserve"> de criptografia simétrica?</w:t>
-      </w:r>
-      <w:r>
-        <w:t xml:space="preserve"> </w:t>
-      </w:r>
-      <w:r>
-        <w:t xml:space="preserve">Espera-se que geradores não projetados para fins criptográficos apresentem vulnerabilidades exploráveis, mesmo quando exibem propriedades estatísticas aparentemente adequadas. Em contraste, geradores criptograficamente seguros e fontes físicas devidamente </w:t>
-      </w:r>
-      <w:r>
-        <w:lastRenderedPageBreak/>
-        <w:t>tratadas tendem a apresentar desempenho estatístico semelhante e resistência prática equivalente em aplicações de criptografia simétrica.</w:t>
-      </w:r>
-    </w:p>
-    <w:p>
-      <w:pPr>
-        <w:jc w:val="both"/>
-        <w:rPr>
-          <w:rFonts w:ascii="Times New Roman" w:hAnsi="Times New Roman" w:cs="Times New Roman"/>
-          <w:b/>
-          <w:bCs/>
-        </w:rPr>
-      </w:pPr>
-    </w:p>
-    <w:p>
-      <w:pPr>
-        <w:jc w:val="both"/>
-        <w:rPr>
-          <w:rFonts w:ascii="Times New Roman" w:eastAsia="Times New Roman" w:hAnsi="Times New Roman" w:cs="Times New Roman"/>
-          <w:b/>
-          <w:bCs/>
-          <w:kern w:val="0"/>
-          <w:lang w:eastAsia="pt-BR"/>
-          <w14:ligatures w14:val="none"/>
-        </w:rPr>
-      </w:pPr>
-      <w:r>
-        <w:rPr>
-          <w:rFonts w:ascii="Times New Roman" w:eastAsia="Times New Roman" w:hAnsi="Times New Roman" w:cs="Times New Roman"/>
-          <w:b/>
-          <w:bCs/>
-          <w:kern w:val="0"/>
-          <w:lang w:eastAsia="pt-BR"/>
-          <w14:ligatures w14:val="none"/>
-        </w:rPr>
-        <w:t>Metodologia</w:t>
-      </w:r>
-    </w:p>
-    <w:p>
-      <w:pPr>
-        <w:jc w:val="both"/>
-        <w:rPr>
-          <w:rFonts w:ascii="Times New Roman" w:eastAsia="Times New Roman" w:hAnsi="Times New Roman" w:cs="Times New Roman"/>
-          <w:kern w:val="0"/>
-          <w:lang w:eastAsia="pt-BR"/>
-          <w14:ligatures w14:val="none"/>
-        </w:rPr>
-      </w:pPr>
-      <w:r>
-        <w:rPr>
-          <w:rFonts w:ascii="Times New Roman" w:eastAsia="Times New Roman" w:hAnsi="Times New Roman" w:cs="Times New Roman"/>
-          <w:kern w:val="0"/>
-          <w:lang w:eastAsia="pt-BR"/>
-          <w14:ligatures w14:val="none"/>
-        </w:rPr>
-        <w:t xml:space="preserve">O presente trabalho adota uma abordagem experimental e comparativa, combinando análise estatística da aleatoriedade com avaliação prática de segurança em criptografia simétrica. Para a obtenção e processamento dos dados experimentais, foi desenvolvido um código em Python integrado a um Arduino por meio da biblioteca </w:t>
-      </w:r>
-      <w:r>
-        <w:rPr>
-          <w:rFonts w:ascii="Times New Roman" w:eastAsia="Times New Roman" w:hAnsi="Times New Roman" w:cs="Times New Roman"/>
-          <w:i/>
-          <w:iCs/>
           <w:kern w:val="0"/>
           <w:lang w:eastAsia="pt-BR"/>
           <w14:ligatures w14:val="none"/>
@@ -401,7 +689,7 @@
           <w:lang w:eastAsia="pt-BR"/>
           <w14:ligatures w14:val="none"/>
         </w:rPr>
-        <w:t>, possibilitando a coleta de sequências binárias provenientes de fonte física e sua posterior análise e aplicação criptográfica. O procedimento experimental foi configurado para ser executado 10.000 vezes, visando aumentar a robustez estatística dos resultados e reduzir efeitos de variabilidade aleatória.</w:t>
+        <w:t xml:space="preserve">, possibilitando a coleta de sequências binárias provenientes de fonte física e sua posterior análise e aplicação criptográfica. </w:t>
       </w:r>
     </w:p>
     <w:p>
@@ -411,6 +699,7 @@
           <w:ilvl w:val="0"/>
           <w:numId w:val="28"/>
         </w:numPr>
+        <w:spacing w:before="240" w:line="276" w:lineRule="auto"/>
         <w:jc w:val="both"/>
         <w:rPr>
           <w:rFonts w:ascii="Times New Roman" w:eastAsia="Times New Roman" w:hAnsi="Times New Roman" w:cs="Times New Roman"/>
@@ -435,6 +724,7 @@
     </w:p>
     <w:p>
       <w:pPr>
+        <w:spacing w:after="0" w:line="276" w:lineRule="auto"/>
         <w:ind w:firstLine="360"/>
         <w:jc w:val="both"/>
         <w:rPr>
@@ -460,6 +750,7 @@
           <w:ilvl w:val="0"/>
           <w:numId w:val="21"/>
         </w:numPr>
+        <w:spacing w:after="0" w:line="276" w:lineRule="auto"/>
         <w:jc w:val="both"/>
         <w:rPr>
           <w:rFonts w:ascii="Times New Roman" w:eastAsia="Times New Roman" w:hAnsi="Times New Roman" w:cs="Times New Roman"/>
@@ -557,6 +848,7 @@
           <w:ilvl w:val="0"/>
           <w:numId w:val="21"/>
         </w:numPr>
+        <w:spacing w:after="0" w:line="276" w:lineRule="auto"/>
         <w:jc w:val="both"/>
         <w:rPr>
           <w:rFonts w:ascii="Times New Roman" w:eastAsia="Times New Roman" w:hAnsi="Times New Roman" w:cs="Times New Roman"/>
@@ -634,6 +926,7 @@
           <w:ilvl w:val="0"/>
           <w:numId w:val="21"/>
         </w:numPr>
+        <w:spacing w:after="0" w:line="276" w:lineRule="auto"/>
         <w:jc w:val="both"/>
         <w:rPr>
           <w:rFonts w:ascii="Times New Roman" w:eastAsia="Times New Roman" w:hAnsi="Times New Roman" w:cs="Times New Roman"/>
@@ -709,6 +1002,7 @@
           <w:ilvl w:val="0"/>
           <w:numId w:val="21"/>
         </w:numPr>
+        <w:spacing w:after="0" w:line="276" w:lineRule="auto"/>
         <w:jc w:val="both"/>
         <w:rPr>
           <w:rFonts w:ascii="Times New Roman" w:eastAsia="Times New Roman" w:hAnsi="Times New Roman" w:cs="Times New Roman"/>
@@ -796,7 +1090,7 @@
           <w:ilvl w:val="0"/>
           <w:numId w:val="27"/>
         </w:numPr>
-        <w:spacing w:line="240" w:lineRule="auto"/>
+        <w:spacing w:before="240" w:line="276" w:lineRule="auto"/>
         <w:jc w:val="both"/>
         <w:outlineLvl w:val="2"/>
         <w:rPr>
@@ -822,7 +1116,7 @@
     </w:p>
     <w:p>
       <w:pPr>
-        <w:spacing w:line="240" w:lineRule="auto"/>
+        <w:spacing w:line="276" w:lineRule="auto"/>
         <w:ind w:firstLine="360"/>
         <w:jc w:val="both"/>
         <w:rPr>
@@ -839,7 +1133,25 @@
           <w:lang w:eastAsia="pt-BR"/>
           <w14:ligatures w14:val="none"/>
         </w:rPr>
-        <w:t>A sequência física foi obtida por meio de um Arduino configurado</w:t>
+        <w:t>A sequência física foi obtida por meio de um Arduino</w:t>
+      </w:r>
+      <w:r>
+        <w:rPr>
+          <w:rFonts w:ascii="Times New Roman" w:eastAsia="Times New Roman" w:hAnsi="Times New Roman" w:cs="Times New Roman"/>
+          <w:kern w:val="0"/>
+          <w:lang w:eastAsia="pt-BR"/>
+          <w14:ligatures w14:val="none"/>
+        </w:rPr>
+        <w:t xml:space="preserve"> Leonardo</w:t>
+      </w:r>
+      <w:r>
+        <w:rPr>
+          <w:rFonts w:ascii="Times New Roman" w:eastAsia="Times New Roman" w:hAnsi="Times New Roman" w:cs="Times New Roman"/>
+          <w:kern w:val="0"/>
+          <w:lang w:eastAsia="pt-BR"/>
+          <w14:ligatures w14:val="none"/>
+        </w:rPr>
+        <w:t xml:space="preserve"> configurado</w:t>
       </w:r>
       <w:r>
         <w:rPr>
@@ -857,34 +1169,81 @@
           <w:lang w:eastAsia="pt-BR"/>
           <w14:ligatures w14:val="none"/>
         </w:rPr>
-        <w:t xml:space="preserve">para realizar leituras </w:t>
-      </w:r>
-      <w:r>
-        <w:rPr>
-          <w:rFonts w:ascii="Times New Roman" w:eastAsia="Times New Roman" w:hAnsi="Times New Roman" w:cs="Times New Roman"/>
-          <w:kern w:val="0"/>
-          <w:lang w:eastAsia="pt-BR"/>
-          <w14:ligatures w14:val="none"/>
-        </w:rPr>
-        <w:t>em</w:t>
-      </w:r>
-      <w:r>
-        <w:rPr>
-          <w:rFonts w:ascii="Times New Roman" w:eastAsia="Times New Roman" w:hAnsi="Times New Roman" w:cs="Times New Roman"/>
-          <w:kern w:val="0"/>
-          <w:lang w:eastAsia="pt-BR"/>
-          <w14:ligatures w14:val="none"/>
-        </w:rPr>
-        <w:t xml:space="preserve"> pino analógico mantido em estado flutuante, condição em que pequenas flutuações elétricas — incluindo ruído térmico — podem ser exploradas como fonte de imprevisibilidade </w:t>
-      </w:r>
-      <w:r>
-        <w:rPr>
-          <w:rFonts w:ascii="Times New Roman" w:eastAsia="Times New Roman" w:hAnsi="Times New Roman" w:cs="Times New Roman"/>
-          <w:kern w:val="0"/>
-          <w:lang w:eastAsia="pt-BR"/>
-          <w14:ligatures w14:val="none"/>
-        </w:rPr>
-        <w:t>(CUCU LAURENCIU; COTOFANA, 2018)</w:t>
+        <w:t xml:space="preserve">para realizar leituras em pino analógico </w:t>
+      </w:r>
+      <w:r>
+        <w:rPr>
+          <w:rFonts w:ascii="Times New Roman" w:eastAsia="Times New Roman" w:hAnsi="Times New Roman" w:cs="Times New Roman"/>
+          <w:kern w:val="0"/>
+          <w:lang w:eastAsia="pt-BR"/>
+          <w14:ligatures w14:val="none"/>
+        </w:rPr>
+        <w:t xml:space="preserve">do ruído térmico de </w:t>
+      </w:r>
+      <w:r>
+        <w:rPr>
+          <w:rFonts w:ascii="Times New Roman" w:eastAsia="Times New Roman" w:hAnsi="Times New Roman" w:cs="Times New Roman"/>
+          <w:kern w:val="0"/>
+          <w:lang w:eastAsia="pt-BR"/>
+          <w14:ligatures w14:val="none"/>
+        </w:rPr>
+        <w:t>Johnson–</w:t>
+      </w:r>
+      <w:proofErr w:type="spellStart"/>
+      <w:r>
+        <w:rPr>
+          <w:rFonts w:ascii="Times New Roman" w:eastAsia="Times New Roman" w:hAnsi="Times New Roman" w:cs="Times New Roman"/>
+          <w:kern w:val="0"/>
+          <w:lang w:eastAsia="pt-BR"/>
+          <w14:ligatures w14:val="none"/>
+        </w:rPr>
+        <w:t>Nyquist</w:t>
+      </w:r>
+      <w:proofErr w:type="spellEnd"/>
+      <w:r>
+        <w:rPr>
+          <w:rFonts w:ascii="Times New Roman" w:eastAsia="Times New Roman" w:hAnsi="Times New Roman" w:cs="Times New Roman"/>
+          <w:kern w:val="0"/>
+          <w:lang w:eastAsia="pt-BR"/>
+          <w14:ligatures w14:val="none"/>
+        </w:rPr>
+        <w:t xml:space="preserve"> de um resistor de 10MΩ, amplificado por um Amplificador Operacional LM358</w:t>
+      </w:r>
+      <w:r>
+        <w:rPr>
+          <w:rFonts w:ascii="Times New Roman" w:eastAsia="Times New Roman" w:hAnsi="Times New Roman" w:cs="Times New Roman"/>
+          <w:kern w:val="0"/>
+          <w:lang w:eastAsia="pt-BR"/>
+          <w14:ligatures w14:val="none"/>
+        </w:rPr>
+        <w:t xml:space="preserve"> </w:t>
+      </w:r>
+      <w:r>
+        <w:rPr>
+          <w:rFonts w:ascii="Times New Roman" w:eastAsia="Times New Roman" w:hAnsi="Times New Roman" w:cs="Times New Roman"/>
+          <w:kern w:val="0"/>
+          <w:lang w:eastAsia="pt-BR"/>
+          <w14:ligatures w14:val="none"/>
+        </w:rPr>
+        <w:t>(CUCU LAURENCIU; COTOFANA, 2018</w:t>
+      </w:r>
+      <w:r>
+        <w:rPr>
+          <w:rFonts w:ascii="Times New Roman" w:eastAsia="Times New Roman" w:hAnsi="Times New Roman" w:cs="Times New Roman"/>
+          <w:kern w:val="0"/>
+          <w:lang w:eastAsia="pt-BR"/>
+          <w14:ligatures w14:val="none"/>
+        </w:rPr>
+        <w:t>; WALTER et al, 2023</w:t>
+      </w:r>
+      <w:r>
+        <w:rPr>
+          <w:rFonts w:ascii="Times New Roman" w:eastAsia="Times New Roman" w:hAnsi="Times New Roman" w:cs="Times New Roman"/>
+          <w:kern w:val="0"/>
+          <w:lang w:eastAsia="pt-BR"/>
+          <w14:ligatures w14:val="none"/>
+        </w:rPr>
+        <w:t>)</w:t>
       </w:r>
       <w:r>
         <w:rPr>
@@ -894,11 +1253,242 @@
           <w14:ligatures w14:val="none"/>
         </w:rPr>
         <w:t>.</w:t>
+      </w:r>
+      <w:r>
+        <w:rPr>
+          <w:rFonts w:ascii="Times New Roman" w:eastAsia="Times New Roman" w:hAnsi="Times New Roman" w:cs="Times New Roman"/>
+          <w:kern w:val="0"/>
+          <w:lang w:eastAsia="pt-BR"/>
+          <w14:ligatures w14:val="none"/>
+        </w:rPr>
+        <w:t xml:space="preserve"> </w:t>
+      </w:r>
+      <w:r>
+        <w:rPr>
+          <w:rFonts w:ascii="Times New Roman" w:eastAsia="Times New Roman" w:hAnsi="Times New Roman" w:cs="Times New Roman"/>
+          <w:kern w:val="0"/>
+          <w:lang w:eastAsia="pt-BR"/>
+          <w14:ligatures w14:val="none"/>
+        </w:rPr>
+        <w:t>A configuração do circuito é apresentada na Figura 1</w:t>
+      </w:r>
+      <w:r>
+        <w:rPr>
+          <w:rFonts w:ascii="Times New Roman" w:eastAsia="Times New Roman" w:hAnsi="Times New Roman" w:cs="Times New Roman"/>
+          <w:kern w:val="0"/>
+          <w:lang w:eastAsia="pt-BR"/>
+          <w14:ligatures w14:val="none"/>
+        </w:rPr>
+        <w:t>:</w:t>
       </w:r>
     </w:p>
     <w:p>
       <w:pPr>
-        <w:spacing w:line="240" w:lineRule="auto"/>
+        <w:spacing w:before="240" w:after="0" w:line="276" w:lineRule="auto"/>
+        <w:ind w:firstLine="360"/>
+        <w:jc w:val="center"/>
+        <w:rPr>
+          <w:rFonts w:ascii="Times New Roman" w:eastAsia="Times New Roman" w:hAnsi="Times New Roman" w:cs="Times New Roman"/>
+          <w:kern w:val="0"/>
+          <w:lang w:eastAsia="pt-BR"/>
+          <w14:ligatures w14:val="none"/>
+        </w:rPr>
+      </w:pPr>
+      <w:r>
+        <w:rPr>
+          <w:rFonts w:ascii="Times New Roman" w:eastAsia="Times New Roman" w:hAnsi="Times New Roman" w:cs="Times New Roman"/>
+          <w:noProof/>
+          <w:kern w:val="0"/>
+          <w:lang w:eastAsia="pt-BR"/>
+        </w:rPr>
+        <w:drawing>
+          <wp:inline distT="0" distB="0" distL="0" distR="0" wp14:anchorId="3B033FA6" wp14:editId="1036AFEF">
+            <wp:extent cx="4381500" cy="1471060"/>
+            <wp:effectExtent l="0" t="0" r="0" b="0"/>
+            <wp:docPr id="579429071" name="Imagem 1"/>
+            <wp:cNvGraphicFramePr>
+              <a:graphicFrameLocks xmlns:a="http://schemas.openxmlformats.org/drawingml/2006/main" noChangeAspect="1"/>
+            </wp:cNvGraphicFramePr>
+            <a:graphic xmlns:a="http://schemas.openxmlformats.org/drawingml/2006/main">
+              <a:graphicData uri="http://schemas.openxmlformats.org/drawingml/2006/picture">
+                <pic:pic xmlns:pic="http://schemas.openxmlformats.org/drawingml/2006/picture">
+                  <pic:nvPicPr>
+                    <pic:cNvPr id="579429071" name="Imagem 579429071"/>
+                    <pic:cNvPicPr/>
+                  </pic:nvPicPr>
+                  <pic:blipFill>
+                    <a:blip r:embed="rId5" cstate="print">
+                      <a:extLst>
+                        <a:ext uri="{28A0092B-C50C-407E-A947-70E740481C1C}">
+                          <a14:useLocalDpi xmlns:a14="http://schemas.microsoft.com/office/drawing/2010/main" val="0"/>
+                        </a:ext>
+                      </a:extLst>
+                    </a:blip>
+                    <a:stretch>
+                      <a:fillRect/>
+                    </a:stretch>
+                  </pic:blipFill>
+                  <pic:spPr>
+                    <a:xfrm>
+                      <a:off x="0" y="0"/>
+                      <a:ext cx="4488042" cy="1506831"/>
+                    </a:xfrm>
+                    <a:prstGeom prst="rect">
+                      <a:avLst/>
+                    </a:prstGeom>
+                  </pic:spPr>
+                </pic:pic>
+              </a:graphicData>
+            </a:graphic>
+          </wp:inline>
+        </w:drawing>
+      </w:r>
+    </w:p>
+    <w:p>
+      <w:pPr>
+        <w:spacing w:after="0" w:line="276" w:lineRule="auto"/>
+        <w:ind w:firstLine="360"/>
+        <w:jc w:val="center"/>
+        <w:rPr>
+          <w:rFonts w:ascii="Times New Roman" w:eastAsia="Times New Roman" w:hAnsi="Times New Roman" w:cs="Times New Roman"/>
+          <w:kern w:val="0"/>
+          <w:sz w:val="20"/>
+          <w:szCs w:val="20"/>
+          <w:lang w:eastAsia="pt-BR"/>
+          <w14:ligatures w14:val="none"/>
+        </w:rPr>
+      </w:pPr>
+      <w:r>
+        <w:rPr>
+          <w:rFonts w:ascii="Times New Roman" w:eastAsia="Times New Roman" w:hAnsi="Times New Roman" w:cs="Times New Roman"/>
+          <w:b/>
+          <w:bCs/>
+          <w:kern w:val="0"/>
+          <w:sz w:val="20"/>
+          <w:szCs w:val="20"/>
+          <w:lang w:eastAsia="pt-BR"/>
+          <w14:ligatures w14:val="none"/>
+        </w:rPr>
+        <w:t>Figura 1.</w:t>
+      </w:r>
+      <w:r>
+        <w:rPr>
+          <w:rFonts w:ascii="Times New Roman" w:eastAsia="Times New Roman" w:hAnsi="Times New Roman" w:cs="Times New Roman"/>
+          <w:kern w:val="0"/>
+          <w:sz w:val="20"/>
+          <w:szCs w:val="20"/>
+          <w:lang w:eastAsia="pt-BR"/>
+          <w14:ligatures w14:val="none"/>
+        </w:rPr>
+        <w:t xml:space="preserve"> Sistema físico simulado no </w:t>
+      </w:r>
+      <w:proofErr w:type="spellStart"/>
+      <w:r>
+        <w:rPr>
+          <w:rFonts w:ascii="Times New Roman" w:eastAsia="Times New Roman" w:hAnsi="Times New Roman" w:cs="Times New Roman"/>
+          <w:kern w:val="0"/>
+          <w:sz w:val="20"/>
+          <w:szCs w:val="20"/>
+          <w:lang w:eastAsia="pt-BR"/>
+          <w14:ligatures w14:val="none"/>
+        </w:rPr>
+        <w:t>Tinkercad</w:t>
+      </w:r>
+      <w:proofErr w:type="spellEnd"/>
+      <w:r>
+        <w:rPr>
+          <w:rFonts w:ascii="Times New Roman" w:eastAsia="Times New Roman" w:hAnsi="Times New Roman" w:cs="Times New Roman"/>
+          <w:kern w:val="0"/>
+          <w:sz w:val="20"/>
+          <w:szCs w:val="20"/>
+          <w:lang w:eastAsia="pt-BR"/>
+          <w14:ligatures w14:val="none"/>
+        </w:rPr>
+        <w:t xml:space="preserve"> para ilustrar a conexão feita em um Arduino Leonardo físico para a execução do experimento.</w:t>
+      </w:r>
+      <w:r>
+        <w:rPr>
+          <w:rFonts w:ascii="Times New Roman" w:eastAsia="Times New Roman" w:hAnsi="Times New Roman" w:cs="Times New Roman"/>
+          <w:kern w:val="0"/>
+          <w:sz w:val="20"/>
+          <w:szCs w:val="20"/>
+          <w:lang w:eastAsia="pt-BR"/>
+          <w14:ligatures w14:val="none"/>
+        </w:rPr>
+        <w:t xml:space="preserve"> </w:t>
+      </w:r>
+      <w:r>
+        <w:rPr>
+          <w:rFonts w:ascii="Times New Roman" w:eastAsia="Times New Roman" w:hAnsi="Times New Roman" w:cs="Times New Roman"/>
+          <w:b/>
+          <w:bCs/>
+          <w:kern w:val="0"/>
+          <w:sz w:val="20"/>
+          <w:szCs w:val="20"/>
+          <w:lang w:eastAsia="pt-BR"/>
+          <w14:ligatures w14:val="none"/>
+        </w:rPr>
+        <w:t>FONTE</w:t>
+      </w:r>
+      <w:r>
+        <w:rPr>
+          <w:rFonts w:ascii="Times New Roman" w:eastAsia="Times New Roman" w:hAnsi="Times New Roman" w:cs="Times New Roman"/>
+          <w:kern w:val="0"/>
+          <w:sz w:val="20"/>
+          <w:szCs w:val="20"/>
+          <w:lang w:eastAsia="pt-BR"/>
+          <w14:ligatures w14:val="none"/>
+        </w:rPr>
+        <w:t xml:space="preserve">: </w:t>
+      </w:r>
+      <w:r>
+        <w:rPr>
+          <w:rFonts w:ascii="Times New Roman" w:eastAsia="Times New Roman" w:hAnsi="Times New Roman" w:cs="Times New Roman"/>
+          <w:kern w:val="0"/>
+          <w:sz w:val="20"/>
+          <w:szCs w:val="20"/>
+          <w:lang w:eastAsia="pt-BR"/>
+          <w14:ligatures w14:val="none"/>
+        </w:rPr>
+        <w:t>A</w:t>
+      </w:r>
+      <w:r>
+        <w:rPr>
+          <w:rFonts w:ascii="Times New Roman" w:eastAsia="Times New Roman" w:hAnsi="Times New Roman" w:cs="Times New Roman"/>
+          <w:kern w:val="0"/>
+          <w:sz w:val="20"/>
+          <w:szCs w:val="20"/>
+          <w:lang w:eastAsia="pt-BR"/>
+          <w14:ligatures w14:val="none"/>
+        </w:rPr>
+        <w:t>utor</w:t>
+      </w:r>
+      <w:r>
+        <w:rPr>
+          <w:rFonts w:ascii="Times New Roman" w:eastAsia="Times New Roman" w:hAnsi="Times New Roman" w:cs="Times New Roman"/>
+          <w:kern w:val="0"/>
+          <w:sz w:val="20"/>
+          <w:szCs w:val="20"/>
+          <w:lang w:eastAsia="pt-BR"/>
+          <w14:ligatures w14:val="none"/>
+        </w:rPr>
+        <w:t xml:space="preserve"> (2026)</w:t>
+      </w:r>
+      <w:r>
+        <w:rPr>
+          <w:rFonts w:ascii="Times New Roman" w:eastAsia="Times New Roman" w:hAnsi="Times New Roman" w:cs="Times New Roman"/>
+          <w:kern w:val="0"/>
+          <w:sz w:val="20"/>
+          <w:szCs w:val="20"/>
+          <w:lang w:eastAsia="pt-BR"/>
+          <w14:ligatures w14:val="none"/>
+        </w:rPr>
+        <w:t>.</w:t>
+      </w:r>
+    </w:p>
+    <w:p>
+      <w:pPr>
+        <w:spacing w:after="0" w:line="276" w:lineRule="auto"/>
         <w:ind w:firstLine="360"/>
         <w:jc w:val="both"/>
         <w:rPr>
@@ -915,6 +1505,7 @@
           <w:lang w:eastAsia="pt-BR"/>
           <w14:ligatures w14:val="none"/>
         </w:rPr>
+        <w:lastRenderedPageBreak/>
         <w:t>O programa realiza leituras sucessivas e extrai o bit menos significativo de cada valor</w:t>
       </w:r>
       <w:r>
@@ -961,6 +1552,7 @@
           <w:ilvl w:val="0"/>
           <w:numId w:val="27"/>
         </w:numPr>
+        <w:spacing w:before="240" w:line="276" w:lineRule="auto"/>
         <w:jc w:val="both"/>
         <w:rPr>
           <w:rFonts w:ascii="Times New Roman" w:eastAsia="Times New Roman" w:hAnsi="Times New Roman" w:cs="Times New Roman"/>
@@ -980,12 +1572,12 @@
           <w:lang w:eastAsia="pt-BR"/>
           <w14:ligatures w14:val="none"/>
         </w:rPr>
-        <w:lastRenderedPageBreak/>
         <w:t>Análise estatística</w:t>
       </w:r>
     </w:p>
     <w:p>
       <w:pPr>
+        <w:spacing w:after="0" w:line="276" w:lineRule="auto"/>
         <w:ind w:firstLine="708"/>
         <w:jc w:val="both"/>
         <w:rPr>
@@ -1081,6 +1673,7 @@
     </w:p>
     <w:p>
       <w:pPr>
+        <w:spacing w:after="0" w:line="276" w:lineRule="auto"/>
         <w:ind w:firstLine="708"/>
         <w:jc w:val="both"/>
         <w:rPr>
@@ -1107,6 +1700,7 @@
           <w:ilvl w:val="0"/>
           <w:numId w:val="27"/>
         </w:numPr>
+        <w:spacing w:before="240" w:line="276" w:lineRule="auto"/>
         <w:jc w:val="both"/>
         <w:rPr>
           <w:rFonts w:ascii="Times New Roman" w:eastAsia="Times New Roman" w:hAnsi="Times New Roman" w:cs="Times New Roman"/>
@@ -1131,6 +1725,7 @@
     </w:p>
     <w:p>
       <w:pPr>
+        <w:spacing w:after="0" w:line="276" w:lineRule="auto"/>
         <w:ind w:firstLine="708"/>
         <w:jc w:val="both"/>
         <w:rPr>
@@ -1147,65 +1742,12 @@
           <w:lang w:eastAsia="pt-BR"/>
           <w14:ligatures w14:val="none"/>
         </w:rPr>
-        <w:t xml:space="preserve">Os 256 bits gerados foram convertidos em bytes </w:t>
-      </w:r>
-      <w:r>
-        <w:rPr>
-          <w:rFonts w:ascii="Times New Roman" w:eastAsia="Times New Roman" w:hAnsi="Times New Roman" w:cs="Times New Roman"/>
-          <w:kern w:val="0"/>
-          <w:lang w:eastAsia="pt-BR"/>
-          <w14:ligatures w14:val="none"/>
-        </w:rPr>
-        <w:t xml:space="preserve">e foram utilizados para derivar </w:t>
-      </w:r>
-      <w:r>
-        <w:rPr>
-          <w:rFonts w:ascii="Times New Roman" w:eastAsia="Times New Roman" w:hAnsi="Times New Roman" w:cs="Times New Roman"/>
-          <w:kern w:val="0"/>
-          <w:lang w:eastAsia="pt-BR"/>
-          <w14:ligatures w14:val="none"/>
-        </w:rPr>
-        <w:t>um</w:t>
-      </w:r>
-      <w:r>
-        <w:rPr>
-          <w:rFonts w:ascii="Times New Roman" w:eastAsia="Times New Roman" w:hAnsi="Times New Roman" w:cs="Times New Roman"/>
-          <w:kern w:val="0"/>
-          <w:lang w:eastAsia="pt-BR"/>
-          <w14:ligatures w14:val="none"/>
-        </w:rPr>
-        <w:t>a chave</w:t>
-      </w:r>
-      <w:r>
-        <w:rPr>
-          <w:rFonts w:ascii="Times New Roman" w:eastAsia="Times New Roman" w:hAnsi="Times New Roman" w:cs="Times New Roman"/>
-          <w:kern w:val="0"/>
-          <w:lang w:eastAsia="pt-BR"/>
-          <w14:ligatures w14:val="none"/>
-        </w:rPr>
-        <w:t xml:space="preserve"> de 256 bits (AES-256)</w:t>
-      </w:r>
-      <w:r>
-        <w:rPr>
-          <w:rFonts w:ascii="Times New Roman" w:eastAsia="Times New Roman" w:hAnsi="Times New Roman" w:cs="Times New Roman"/>
-          <w:kern w:val="0"/>
-          <w:lang w:eastAsia="pt-BR"/>
-          <w14:ligatures w14:val="none"/>
-        </w:rPr>
-        <w:t xml:space="preserve"> e </w:t>
-      </w:r>
-      <w:r>
-        <w:rPr>
-          <w:rFonts w:ascii="Times New Roman" w:eastAsia="Times New Roman" w:hAnsi="Times New Roman" w:cs="Times New Roman"/>
-          <w:kern w:val="0"/>
-          <w:lang w:eastAsia="pt-BR"/>
-          <w14:ligatures w14:val="none"/>
-        </w:rPr>
-        <w:t>um vetor de inicialização (IV) de 128 bits.</w:t>
+        <w:t>Os 256 bits gerados foram convertidos em bytes e utilizados para derivar a chave AES-256, enquanto os primeiros 128 bits da sequência foram utilizados como vetor de inicialização (IV).</w:t>
       </w:r>
     </w:p>
     <w:p>
       <w:pPr>
+        <w:spacing w:after="0" w:line="276" w:lineRule="auto"/>
         <w:ind w:firstLine="708"/>
         <w:jc w:val="both"/>
         <w:rPr>
@@ -1433,6 +1975,7 @@
           <w:ilvl w:val="0"/>
           <w:numId w:val="27"/>
         </w:numPr>
+        <w:spacing w:before="240" w:after="0" w:line="276" w:lineRule="auto"/>
         <w:jc w:val="both"/>
         <w:rPr>
           <w:rFonts w:ascii="Times New Roman" w:eastAsia="Times New Roman" w:hAnsi="Times New Roman" w:cs="Times New Roman"/>
@@ -1457,6 +2000,7 @@
     </w:p>
     <w:p>
       <w:pPr>
+        <w:spacing w:before="240" w:after="0" w:line="276" w:lineRule="auto"/>
         <w:ind w:firstLine="360"/>
         <w:jc w:val="both"/>
         <w:rPr>
@@ -1482,6 +2026,7 @@
           <w:ilvl w:val="0"/>
           <w:numId w:val="26"/>
         </w:numPr>
+        <w:spacing w:after="0" w:line="276" w:lineRule="auto"/>
         <w:jc w:val="both"/>
         <w:rPr>
           <w:rFonts w:ascii="Times New Roman" w:eastAsia="Times New Roman" w:hAnsi="Times New Roman" w:cs="Times New Roman"/>
@@ -1546,6 +2091,7 @@
           <w:ilvl w:val="0"/>
           <w:numId w:val="26"/>
         </w:numPr>
+        <w:spacing w:after="0" w:line="276" w:lineRule="auto"/>
         <w:jc w:val="both"/>
         <w:rPr>
           <w:rFonts w:ascii="Times New Roman" w:eastAsia="Times New Roman" w:hAnsi="Times New Roman" w:cs="Times New Roman"/>
@@ -1566,6 +2112,7 @@
     </w:p>
     <w:p>
       <w:pPr>
+        <w:spacing w:after="0" w:line="276" w:lineRule="auto"/>
         <w:ind w:firstLine="360"/>
         <w:jc w:val="both"/>
         <w:rPr>
@@ -1587,6 +2134,7 @@
     </w:p>
     <w:p>
       <w:pPr>
+        <w:spacing w:after="0" w:line="276" w:lineRule="auto"/>
         <w:ind w:firstLine="360"/>
         <w:jc w:val="both"/>
         <w:rPr>
@@ -1657,6 +2205,7 @@
           <w:ilvl w:val="0"/>
           <w:numId w:val="27"/>
         </w:numPr>
+        <w:spacing w:before="240" w:after="0" w:line="276" w:lineRule="auto"/>
         <w:jc w:val="both"/>
         <w:rPr>
           <w:rFonts w:ascii="Times New Roman" w:eastAsia="Times New Roman" w:hAnsi="Times New Roman" w:cs="Times New Roman"/>
@@ -1682,6 +2231,7 @@
     </w:p>
     <w:p>
       <w:pPr>
+        <w:spacing w:before="240" w:after="0" w:line="276" w:lineRule="auto"/>
         <w:ind w:firstLine="708"/>
         <w:jc w:val="both"/>
         <w:rPr>
@@ -1723,6 +2273,20 @@
     </w:p>
     <w:p>
       <w:pPr>
+        <w:spacing w:before="240" w:after="0" w:line="276" w:lineRule="auto"/>
+        <w:ind w:firstLine="708"/>
+        <w:jc w:val="both"/>
+        <w:rPr>
+          <w:rFonts w:ascii="Times New Roman" w:eastAsia="Times New Roman" w:hAnsi="Times New Roman" w:cs="Times New Roman"/>
+          <w:kern w:val="0"/>
+          <w:lang w:eastAsia="pt-BR"/>
+          <w14:ligatures w14:val="none"/>
+        </w:rPr>
+      </w:pPr>
+    </w:p>
+    <w:p>
+      <w:pPr>
+        <w:spacing w:after="0" w:line="276" w:lineRule="auto"/>
         <w:jc w:val="both"/>
         <w:rPr>
           <w:rFonts w:ascii="Times New Roman" w:eastAsia="Times New Roman" w:hAnsi="Times New Roman" w:cs="Times New Roman"/>
@@ -1736,6 +2300,7 @@
     </w:p>
     <w:p>
       <w:pPr>
+        <w:spacing w:line="276" w:lineRule="auto"/>
         <w:jc w:val="both"/>
         <w:rPr>
           <w:rFonts w:ascii="Times New Roman" w:eastAsia="Times New Roman" w:hAnsi="Times New Roman" w:cs="Times New Roman"/>
@@ -1760,19 +2325,565 @@
     </w:p>
     <w:p>
       <w:pPr>
+        <w:spacing w:line="276" w:lineRule="auto"/>
         <w:jc w:val="both"/>
+        <w:rPr>
+          <w:rFonts w:ascii="Times New Roman" w:eastAsia="Times New Roman" w:hAnsi="Times New Roman" w:cs="Times New Roman"/>
+          <w:kern w:val="0"/>
+          <w:lang w:eastAsia="pt-BR"/>
+          <w14:ligatures w14:val="none"/>
+        </w:rPr>
+      </w:pPr>
+      <w:r>
+        <w:rPr>
+          <w:rFonts w:ascii="Times New Roman" w:eastAsia="Times New Roman" w:hAnsi="Times New Roman" w:cs="Times New Roman"/>
+          <w:kern w:val="0"/>
+          <w:lang w:eastAsia="pt-BR"/>
+          <w14:ligatures w14:val="none"/>
+        </w:rPr>
+        <w:t>A partir dos dados obtidos em 10.000 iterações independentes, foram construídos os gráficos comparativos apresentados na Figura 2, que sintetizam a distribuição das métricas estatísticas analisadas ao longo das execuções.</w:t>
+      </w:r>
+    </w:p>
+    <w:p>
+      <w:pPr>
+        <w:spacing w:after="0" w:line="276" w:lineRule="auto"/>
+        <w:jc w:val="both"/>
+        <w:rPr>
+          <w:rFonts w:ascii="Times New Roman" w:eastAsia="Times New Roman" w:hAnsi="Times New Roman" w:cs="Times New Roman"/>
+          <w:kern w:val="0"/>
+          <w:lang w:eastAsia="pt-BR"/>
+          <w14:ligatures w14:val="none"/>
+        </w:rPr>
+      </w:pPr>
+      <w:r>
+        <w:rPr>
+          <w:rFonts w:ascii="Times New Roman" w:eastAsia="Times New Roman" w:hAnsi="Times New Roman" w:cs="Times New Roman"/>
+          <w:noProof/>
+          <w:kern w:val="0"/>
+          <w:lang w:eastAsia="pt-BR"/>
+        </w:rPr>
+        <w:drawing>
+          <wp:inline distT="0" distB="0" distL="0" distR="0" wp14:anchorId="5CEE009C" wp14:editId="399D77EC">
+            <wp:extent cx="5972810" cy="3359785"/>
+            <wp:effectExtent l="0" t="0" r="8890" b="0"/>
+            <wp:docPr id="2048827235" name="Imagem 3"/>
+            <wp:cNvGraphicFramePr>
+              <a:graphicFrameLocks xmlns:a="http://schemas.openxmlformats.org/drawingml/2006/main" noChangeAspect="1"/>
+            </wp:cNvGraphicFramePr>
+            <a:graphic xmlns:a="http://schemas.openxmlformats.org/drawingml/2006/main">
+              <a:graphicData uri="http://schemas.openxmlformats.org/drawingml/2006/picture">
+                <pic:pic xmlns:pic="http://schemas.openxmlformats.org/drawingml/2006/picture">
+                  <pic:nvPicPr>
+                    <pic:cNvPr id="2048827235" name="Imagem 2048827235"/>
+                    <pic:cNvPicPr/>
+                  </pic:nvPicPr>
+                  <pic:blipFill>
+                    <a:blip r:embed="rId6" cstate="print">
+                      <a:extLst>
+                        <a:ext uri="{28A0092B-C50C-407E-A947-70E740481C1C}">
+                          <a14:useLocalDpi xmlns:a14="http://schemas.microsoft.com/office/drawing/2010/main" val="0"/>
+                        </a:ext>
+                      </a:extLst>
+                    </a:blip>
+                    <a:stretch>
+                      <a:fillRect/>
+                    </a:stretch>
+                  </pic:blipFill>
+                  <pic:spPr>
+                    <a:xfrm>
+                      <a:off x="0" y="0"/>
+                      <a:ext cx="5972810" cy="3359785"/>
+                    </a:xfrm>
+                    <a:prstGeom prst="rect">
+                      <a:avLst/>
+                    </a:prstGeom>
+                  </pic:spPr>
+                </pic:pic>
+              </a:graphicData>
+            </a:graphic>
+          </wp:inline>
+        </w:drawing>
+      </w:r>
+    </w:p>
+    <w:p>
+      <w:pPr>
+        <w:spacing w:after="0" w:line="276" w:lineRule="auto"/>
+        <w:jc w:val="both"/>
+        <w:rPr>
+          <w:rFonts w:ascii="Times New Roman" w:eastAsia="Times New Roman" w:hAnsi="Times New Roman" w:cs="Times New Roman"/>
+          <w:kern w:val="0"/>
+          <w:sz w:val="20"/>
+          <w:szCs w:val="20"/>
+          <w:lang w:eastAsia="pt-BR"/>
+          <w14:ligatures w14:val="none"/>
+        </w:rPr>
+      </w:pPr>
+      <w:r>
         <w:rPr>
           <w:rFonts w:ascii="Times New Roman" w:eastAsia="Times New Roman" w:hAnsi="Times New Roman" w:cs="Times New Roman"/>
           <w:b/>
           <w:bCs/>
           <w:kern w:val="0"/>
-          <w:lang w:eastAsia="pt-BR"/>
-          <w14:ligatures w14:val="none"/>
-        </w:rPr>
-      </w:pPr>
+          <w:sz w:val="20"/>
+          <w:szCs w:val="20"/>
+          <w:lang w:eastAsia="pt-BR"/>
+          <w14:ligatures w14:val="none"/>
+        </w:rPr>
+        <w:t>Figura 2</w:t>
+      </w:r>
+      <w:r>
+        <w:rPr>
+          <w:rFonts w:ascii="Times New Roman" w:eastAsia="Times New Roman" w:hAnsi="Times New Roman" w:cs="Times New Roman"/>
+          <w:kern w:val="0"/>
+          <w:sz w:val="20"/>
+          <w:szCs w:val="20"/>
+          <w:lang w:eastAsia="pt-BR"/>
+          <w14:ligatures w14:val="none"/>
+        </w:rPr>
+        <w:t xml:space="preserve">. a) Gráfico da entropia de Shannon de cada fonte de acordo com a iteração. b) </w:t>
+      </w:r>
+      <w:r>
+        <w:rPr>
+          <w:rFonts w:ascii="Times New Roman" w:eastAsia="Times New Roman" w:hAnsi="Times New Roman" w:cs="Times New Roman"/>
+          <w:kern w:val="0"/>
+          <w:sz w:val="20"/>
+          <w:szCs w:val="20"/>
+          <w:lang w:eastAsia="pt-BR"/>
+          <w14:ligatures w14:val="none"/>
+        </w:rPr>
+        <w:t xml:space="preserve">Gráfico da </w:t>
+      </w:r>
+      <w:r>
+        <w:rPr>
+          <w:rFonts w:ascii="Times New Roman" w:eastAsia="Times New Roman" w:hAnsi="Times New Roman" w:cs="Times New Roman"/>
+          <w:kern w:val="0"/>
+          <w:sz w:val="20"/>
+          <w:szCs w:val="20"/>
+          <w:lang w:eastAsia="pt-BR"/>
+          <w14:ligatures w14:val="none"/>
+        </w:rPr>
+        <w:t>frequência de 1s</w:t>
+      </w:r>
+      <w:r>
+        <w:rPr>
+          <w:rFonts w:ascii="Times New Roman" w:eastAsia="Times New Roman" w:hAnsi="Times New Roman" w:cs="Times New Roman"/>
+          <w:kern w:val="0"/>
+          <w:sz w:val="20"/>
+          <w:szCs w:val="20"/>
+          <w:lang w:eastAsia="pt-BR"/>
+          <w14:ligatures w14:val="none"/>
+        </w:rPr>
+        <w:t xml:space="preserve"> de cada fonte de acordo com a iteração</w:t>
+      </w:r>
+      <w:r>
+        <w:rPr>
+          <w:rFonts w:ascii="Times New Roman" w:eastAsia="Times New Roman" w:hAnsi="Times New Roman" w:cs="Times New Roman"/>
+          <w:kern w:val="0"/>
+          <w:sz w:val="20"/>
+          <w:szCs w:val="20"/>
+          <w:lang w:eastAsia="pt-BR"/>
+          <w14:ligatures w14:val="none"/>
+        </w:rPr>
+        <w:t xml:space="preserve">. c) </w:t>
+      </w:r>
+      <w:r>
+        <w:rPr>
+          <w:rFonts w:ascii="Times New Roman" w:eastAsia="Times New Roman" w:hAnsi="Times New Roman" w:cs="Times New Roman"/>
+          <w:kern w:val="0"/>
+          <w:sz w:val="20"/>
+          <w:szCs w:val="20"/>
+          <w:lang w:eastAsia="pt-BR"/>
+          <w14:ligatures w14:val="none"/>
+        </w:rPr>
+        <w:t xml:space="preserve">Gráfico da </w:t>
+      </w:r>
+      <w:r>
+        <w:rPr>
+          <w:rFonts w:ascii="Times New Roman" w:eastAsia="Times New Roman" w:hAnsi="Times New Roman" w:cs="Times New Roman"/>
+          <w:kern w:val="0"/>
+          <w:sz w:val="20"/>
+          <w:szCs w:val="20"/>
+          <w:lang w:eastAsia="pt-BR"/>
+          <w14:ligatures w14:val="none"/>
+        </w:rPr>
+        <w:t xml:space="preserve">autocorrelação dos dados </w:t>
+      </w:r>
+      <w:r>
+        <w:rPr>
+          <w:rFonts w:ascii="Times New Roman" w:eastAsia="Times New Roman" w:hAnsi="Times New Roman" w:cs="Times New Roman"/>
+          <w:kern w:val="0"/>
+          <w:sz w:val="20"/>
+          <w:szCs w:val="20"/>
+          <w:lang w:eastAsia="pt-BR"/>
+          <w14:ligatures w14:val="none"/>
+        </w:rPr>
+        <w:t>de cada fonte de acordo com a iteração</w:t>
+      </w:r>
+      <w:r>
+        <w:rPr>
+          <w:rFonts w:ascii="Times New Roman" w:eastAsia="Times New Roman" w:hAnsi="Times New Roman" w:cs="Times New Roman"/>
+          <w:kern w:val="0"/>
+          <w:sz w:val="20"/>
+          <w:szCs w:val="20"/>
+          <w:lang w:eastAsia="pt-BR"/>
+          <w14:ligatures w14:val="none"/>
+        </w:rPr>
+        <w:t xml:space="preserve">. </w:t>
+      </w:r>
+      <w:r>
+        <w:rPr>
+          <w:rFonts w:ascii="Times New Roman" w:eastAsia="Times New Roman" w:hAnsi="Times New Roman" w:cs="Times New Roman"/>
+          <w:b/>
+          <w:bCs/>
+          <w:kern w:val="0"/>
+          <w:sz w:val="20"/>
+          <w:szCs w:val="20"/>
+          <w:lang w:eastAsia="pt-BR"/>
+          <w14:ligatures w14:val="none"/>
+        </w:rPr>
+        <w:t>FONTE:</w:t>
+      </w:r>
+      <w:r>
+        <w:rPr>
+          <w:rFonts w:ascii="Times New Roman" w:eastAsia="Times New Roman" w:hAnsi="Times New Roman" w:cs="Times New Roman"/>
+          <w:kern w:val="0"/>
+          <w:sz w:val="20"/>
+          <w:szCs w:val="20"/>
+          <w:lang w:eastAsia="pt-BR"/>
+          <w14:ligatures w14:val="none"/>
+        </w:rPr>
+        <w:t xml:space="preserve"> Autor</w:t>
+      </w:r>
+      <w:r>
+        <w:rPr>
+          <w:rFonts w:ascii="Times New Roman" w:eastAsia="Times New Roman" w:hAnsi="Times New Roman" w:cs="Times New Roman"/>
+          <w:kern w:val="0"/>
+          <w:sz w:val="20"/>
+          <w:szCs w:val="20"/>
+          <w:lang w:eastAsia="pt-BR"/>
+          <w14:ligatures w14:val="none"/>
+        </w:rPr>
+        <w:t xml:space="preserve"> (2026)</w:t>
+      </w:r>
+      <w:r>
+        <w:rPr>
+          <w:rFonts w:ascii="Times New Roman" w:eastAsia="Times New Roman" w:hAnsi="Times New Roman" w:cs="Times New Roman"/>
+          <w:kern w:val="0"/>
+          <w:sz w:val="20"/>
+          <w:szCs w:val="20"/>
+          <w:lang w:eastAsia="pt-BR"/>
+          <w14:ligatures w14:val="none"/>
+        </w:rPr>
+        <w:t>.</w:t>
+      </w:r>
     </w:p>
     <w:p>
       <w:pPr>
+        <w:spacing w:before="240" w:after="0" w:line="276" w:lineRule="auto"/>
+        <w:ind w:firstLine="708"/>
+        <w:jc w:val="both"/>
+        <w:rPr>
+          <w:rFonts w:ascii="Times New Roman" w:eastAsia="Times New Roman" w:hAnsi="Times New Roman" w:cs="Times New Roman"/>
+          <w:kern w:val="0"/>
+          <w:lang w:eastAsia="pt-BR"/>
+          <w14:ligatures w14:val="none"/>
+        </w:rPr>
+      </w:pPr>
+      <w:r>
+        <w:rPr>
+          <w:rFonts w:ascii="Times New Roman" w:eastAsia="Times New Roman" w:hAnsi="Times New Roman" w:cs="Times New Roman"/>
+          <w:kern w:val="0"/>
+          <w:lang w:eastAsia="pt-BR"/>
+          <w14:ligatures w14:val="none"/>
+        </w:rPr>
+        <w:t xml:space="preserve">No caso do gerador físico bruto, observaram-se diferenças estatisticamente relevantes em relação aos geradores pseudoaleatórios. A frequência média de bits 1 foi de aproximadamente 0,466, indicando um viés em relação ao valor ideal de 0,5. A entropia média também foi menor (≈ 0,972 bits por bit), refletindo essa assimetria na distribuição dos bits. O resultado mais significativo foi a autocorrelação média positiva (≈ 0,191), evidenciando dependência temporal entre bits consecutivos. Esse comportamento é esperado em sistemas experimentais reais, pois fontes físicas de entropia apresentam imperfeições decorrentes de limitações do circuito e de fatores ambientais, </w:t>
+      </w:r>
+      <w:r>
+        <w:rPr>
+          <w:rFonts w:ascii="Times New Roman" w:eastAsia="Times New Roman" w:hAnsi="Times New Roman" w:cs="Times New Roman"/>
+          <w:kern w:val="0"/>
+          <w:lang w:eastAsia="pt-BR"/>
+          <w14:ligatures w14:val="none"/>
+        </w:rPr>
+        <w:lastRenderedPageBreak/>
+        <w:t>como temperatura, variações na tensão de alimentação e envelhecimento de componentes (CUCU; COTOFANA, 2018).</w:t>
+      </w:r>
+    </w:p>
+    <w:p>
+      <w:pPr>
+        <w:spacing w:after="0" w:line="276" w:lineRule="auto"/>
+        <w:ind w:firstLine="708"/>
+        <w:jc w:val="both"/>
+        <w:rPr>
+          <w:rFonts w:ascii="Times New Roman" w:eastAsia="Times New Roman" w:hAnsi="Times New Roman" w:cs="Times New Roman"/>
+          <w:kern w:val="0"/>
+          <w:lang w:eastAsia="pt-BR"/>
+          <w14:ligatures w14:val="none"/>
+        </w:rPr>
+      </w:pPr>
+      <w:r>
+        <w:rPr>
+          <w:rFonts w:ascii="Times New Roman" w:eastAsia="Times New Roman" w:hAnsi="Times New Roman" w:cs="Times New Roman"/>
+          <w:kern w:val="0"/>
+          <w:lang w:eastAsia="pt-BR"/>
+          <w14:ligatures w14:val="none"/>
+        </w:rPr>
+        <w:t>Além disso, devido às características do amplificador operacional utilizado, parte da variação medida pelo Arduino pode estar associada à tensão de offset de entrada, cuja magnitude pode ser comparável à do próprio ruído térmico. Esse efeito pode introduzir assimetria na distribuição dos valores digitalizados pelo ADC, contribuindo para o viés observado e para a correlação entre amostras consecutivas. Embora essa fonte física não tenha sido decifrada nos ataques realizados, a presença de viés estatístico e autocorrelação indica que ela poderia, em princípio, tornar-se vulnerável a ataques mais sofisticados que explorem essas dependências estruturais.</w:t>
+      </w:r>
+    </w:p>
+    <w:p>
+      <w:pPr>
+        <w:spacing w:after="0" w:line="276" w:lineRule="auto"/>
+        <w:ind w:firstLine="708"/>
+        <w:jc w:val="both"/>
+        <w:rPr>
+          <w:rFonts w:ascii="Times New Roman" w:eastAsia="Times New Roman" w:hAnsi="Times New Roman" w:cs="Times New Roman"/>
+          <w:kern w:val="0"/>
+          <w:lang w:eastAsia="pt-BR"/>
+          <w14:ligatures w14:val="none"/>
+        </w:rPr>
+      </w:pPr>
+      <w:r>
+        <w:rPr>
+          <w:rFonts w:ascii="Times New Roman" w:eastAsia="Times New Roman" w:hAnsi="Times New Roman" w:cs="Times New Roman"/>
+          <w:kern w:val="0"/>
+          <w:lang w:eastAsia="pt-BR"/>
+          <w14:ligatures w14:val="none"/>
+        </w:rPr>
+        <w:t xml:space="preserve">Uma abordagem comum para mitigar imperfeições de fontes físicas é a aplicação de funções </w:t>
+      </w:r>
+      <w:proofErr w:type="spellStart"/>
+      <w:r>
+        <w:rPr>
+          <w:rFonts w:ascii="Times New Roman" w:eastAsia="Times New Roman" w:hAnsi="Times New Roman" w:cs="Times New Roman"/>
+          <w:kern w:val="0"/>
+          <w:lang w:eastAsia="pt-BR"/>
+          <w14:ligatures w14:val="none"/>
+        </w:rPr>
+        <w:t>hash</w:t>
+      </w:r>
+      <w:proofErr w:type="spellEnd"/>
+      <w:r>
+        <w:rPr>
+          <w:rFonts w:ascii="Times New Roman" w:eastAsia="Times New Roman" w:hAnsi="Times New Roman" w:cs="Times New Roman"/>
+          <w:kern w:val="0"/>
+          <w:lang w:eastAsia="pt-BR"/>
+          <w14:ligatures w14:val="none"/>
+        </w:rPr>
+        <w:t xml:space="preserve"> criptográficas como extratores de entropia (GENNARO, 2006). Após a aplicação de SHA-256 sobre os dados físicos, observou-se redução significativa da autocorrelação, que passou de aproximadamente 0,191 para −0,005, valor comparável ao dos geradores pseudoaleatórios. A frequência média de bits também passou a ≈ 0,500, e a entropia média aumentou para ≈ 0,997 bits por bit, próxima do máximo teórico. Além disso, os p-valores médios dos testes de uniformidade ficaram próximos de 0,5, indicando que a distribuição dos bits gerados se aproxima de uma distribuição uniforme. Nos testes de ataque realizados, a sequência resultante também não apresentou vulnerabilidades detectáveis, reforçando o papel do </w:t>
+      </w:r>
+      <w:proofErr w:type="spellStart"/>
+      <w:r>
+        <w:rPr>
+          <w:rFonts w:ascii="Times New Roman" w:eastAsia="Times New Roman" w:hAnsi="Times New Roman" w:cs="Times New Roman"/>
+          <w:kern w:val="0"/>
+          <w:lang w:eastAsia="pt-BR"/>
+          <w14:ligatures w14:val="none"/>
+        </w:rPr>
+        <w:t>hash</w:t>
+      </w:r>
+      <w:proofErr w:type="spellEnd"/>
+      <w:r>
+        <w:rPr>
+          <w:rFonts w:ascii="Times New Roman" w:eastAsia="Times New Roman" w:hAnsi="Times New Roman" w:cs="Times New Roman"/>
+          <w:kern w:val="0"/>
+          <w:lang w:eastAsia="pt-BR"/>
+          <w14:ligatures w14:val="none"/>
+        </w:rPr>
+        <w:t xml:space="preserve"> como etapa fundamental na construção de geradores seguros.</w:t>
+      </w:r>
+    </w:p>
+    <w:p>
+      <w:pPr>
+        <w:spacing w:after="0" w:line="276" w:lineRule="auto"/>
+        <w:ind w:firstLine="708"/>
+        <w:jc w:val="both"/>
+        <w:rPr>
+          <w:rFonts w:ascii="Times New Roman" w:eastAsia="Times New Roman" w:hAnsi="Times New Roman" w:cs="Times New Roman"/>
+          <w:kern w:val="0"/>
+          <w:lang w:eastAsia="pt-BR"/>
+          <w14:ligatures w14:val="none"/>
+        </w:rPr>
+      </w:pPr>
+      <w:r>
+        <w:rPr>
+          <w:rFonts w:ascii="Times New Roman" w:eastAsia="Times New Roman" w:hAnsi="Times New Roman" w:cs="Times New Roman"/>
+          <w:kern w:val="0"/>
+          <w:lang w:eastAsia="pt-BR"/>
+          <w14:ligatures w14:val="none"/>
+        </w:rPr>
+        <w:t xml:space="preserve">O gerador </w:t>
+      </w:r>
+      <w:proofErr w:type="spellStart"/>
+      <w:proofErr w:type="gramStart"/>
+      <w:r>
+        <w:rPr>
+          <w:rFonts w:ascii="Times New Roman" w:eastAsia="Times New Roman" w:hAnsi="Times New Roman" w:cs="Times New Roman"/>
+          <w:kern w:val="0"/>
+          <w:lang w:eastAsia="pt-BR"/>
+          <w14:ligatures w14:val="none"/>
+        </w:rPr>
+        <w:t>random</w:t>
+      </w:r>
+      <w:proofErr w:type="spellEnd"/>
+      <w:r>
+        <w:rPr>
+          <w:rFonts w:ascii="Times New Roman" w:eastAsia="Times New Roman" w:hAnsi="Times New Roman" w:cs="Times New Roman"/>
+          <w:kern w:val="0"/>
+          <w:lang w:eastAsia="pt-BR"/>
+          <w14:ligatures w14:val="none"/>
+        </w:rPr>
+        <w:t>(</w:t>
+      </w:r>
+      <w:proofErr w:type="gramEnd"/>
+      <w:r>
+        <w:rPr>
+          <w:rFonts w:ascii="Times New Roman" w:eastAsia="Times New Roman" w:hAnsi="Times New Roman" w:cs="Times New Roman"/>
+          <w:kern w:val="0"/>
+          <w:lang w:eastAsia="pt-BR"/>
+          <w14:ligatures w14:val="none"/>
+        </w:rPr>
+        <w:t xml:space="preserve">) apresentou desempenho estatístico próximo do ideal. A frequência média de bits 1 foi ≈ 0,4997, a entropia média ≈ 0,997 bits por bit, e a autocorrelação média ≈ −0,004, valores muito próximos dos esperados para uma sequência aleatória. Os p-valores médios (≈ 0,504) também indicaram compatibilidade com uma distribuição uniforme dos bits. Apesar dessas propriedades estatísticas favoráveis, esse gerador foi o único comprometido nos ataques realizados. A partir da observação de saídas suficientes, foi possível reconstruir seu estado interno e prever valores futuros da sequência. Isso ocorre porque o algoritmo utilizado, o </w:t>
+      </w:r>
+      <w:proofErr w:type="spellStart"/>
+      <w:r>
+        <w:rPr>
+          <w:rFonts w:ascii="Times New Roman" w:eastAsia="Times New Roman" w:hAnsi="Times New Roman" w:cs="Times New Roman"/>
+          <w:kern w:val="0"/>
+          <w:lang w:eastAsia="pt-BR"/>
+          <w14:ligatures w14:val="none"/>
+        </w:rPr>
+        <w:t>Mersenne</w:t>
+      </w:r>
+      <w:proofErr w:type="spellEnd"/>
+      <w:r>
+        <w:rPr>
+          <w:rFonts w:ascii="Times New Roman" w:eastAsia="Times New Roman" w:hAnsi="Times New Roman" w:cs="Times New Roman"/>
+          <w:kern w:val="0"/>
+          <w:lang w:eastAsia="pt-BR"/>
+          <w14:ligatures w14:val="none"/>
+        </w:rPr>
+        <w:t xml:space="preserve"> Twister, é um gerador pseudoaleatório determinístico baseado em transformações lineares, o que permite a recuperação do estado interno em determinadas condições. Assim, embora apresente excelente desempenho estatístico para simulações, ele não foi projetado para aplicações criptográficas (VIGNA, 2025).</w:t>
+      </w:r>
+    </w:p>
+    <w:p>
+      <w:pPr>
+        <w:spacing w:after="0" w:line="276" w:lineRule="auto"/>
+        <w:ind w:firstLine="708"/>
+        <w:jc w:val="both"/>
+        <w:rPr>
+          <w:rFonts w:ascii="Times New Roman" w:eastAsia="Times New Roman" w:hAnsi="Times New Roman" w:cs="Times New Roman"/>
+          <w:kern w:val="0"/>
+          <w:lang w:eastAsia="pt-BR"/>
+          <w14:ligatures w14:val="none"/>
+        </w:rPr>
+      </w:pPr>
+      <w:r>
+        <w:rPr>
+          <w:rFonts w:ascii="Times New Roman" w:eastAsia="Times New Roman" w:hAnsi="Times New Roman" w:cs="Times New Roman"/>
+          <w:kern w:val="0"/>
+          <w:lang w:eastAsia="pt-BR"/>
+          <w14:ligatures w14:val="none"/>
+        </w:rPr>
+        <w:t xml:space="preserve">Por outro lado, o gerador </w:t>
+      </w:r>
+      <w:proofErr w:type="spellStart"/>
+      <w:proofErr w:type="gramStart"/>
+      <w:r>
+        <w:rPr>
+          <w:rFonts w:ascii="Times New Roman" w:eastAsia="Times New Roman" w:hAnsi="Times New Roman" w:cs="Times New Roman"/>
+          <w:kern w:val="0"/>
+          <w:lang w:eastAsia="pt-BR"/>
+          <w14:ligatures w14:val="none"/>
+        </w:rPr>
+        <w:t>secrets</w:t>
+      </w:r>
+      <w:proofErr w:type="spellEnd"/>
+      <w:r>
+        <w:rPr>
+          <w:rFonts w:ascii="Times New Roman" w:eastAsia="Times New Roman" w:hAnsi="Times New Roman" w:cs="Times New Roman"/>
+          <w:kern w:val="0"/>
+          <w:lang w:eastAsia="pt-BR"/>
+          <w14:ligatures w14:val="none"/>
+        </w:rPr>
+        <w:t>(</w:t>
+      </w:r>
+      <w:proofErr w:type="gramEnd"/>
+      <w:r>
+        <w:rPr>
+          <w:rFonts w:ascii="Times New Roman" w:eastAsia="Times New Roman" w:hAnsi="Times New Roman" w:cs="Times New Roman"/>
+          <w:kern w:val="0"/>
+          <w:lang w:eastAsia="pt-BR"/>
+          <w14:ligatures w14:val="none"/>
+        </w:rPr>
+        <w:t xml:space="preserve">) apresentou métricas estatísticas semelhantes às observadas em </w:t>
+      </w:r>
+      <w:proofErr w:type="spellStart"/>
+      <w:proofErr w:type="gramStart"/>
+      <w:r>
+        <w:rPr>
+          <w:rFonts w:ascii="Times New Roman" w:eastAsia="Times New Roman" w:hAnsi="Times New Roman" w:cs="Times New Roman"/>
+          <w:kern w:val="0"/>
+          <w:lang w:eastAsia="pt-BR"/>
+          <w14:ligatures w14:val="none"/>
+        </w:rPr>
+        <w:t>random</w:t>
+      </w:r>
+      <w:proofErr w:type="spellEnd"/>
+      <w:r>
+        <w:rPr>
+          <w:rFonts w:ascii="Times New Roman" w:eastAsia="Times New Roman" w:hAnsi="Times New Roman" w:cs="Times New Roman"/>
+          <w:kern w:val="0"/>
+          <w:lang w:eastAsia="pt-BR"/>
+          <w14:ligatures w14:val="none"/>
+        </w:rPr>
+        <w:t>(</w:t>
+      </w:r>
+      <w:proofErr w:type="gramEnd"/>
+      <w:r>
+        <w:rPr>
+          <w:rFonts w:ascii="Times New Roman" w:eastAsia="Times New Roman" w:hAnsi="Times New Roman" w:cs="Times New Roman"/>
+          <w:kern w:val="0"/>
+          <w:lang w:eastAsia="pt-BR"/>
+          <w14:ligatures w14:val="none"/>
+        </w:rPr>
+        <w:t xml:space="preserve">). A frequência média de bits foi ≈ 0,5001, a entropia média ≈ 0,997 bits por bit, e a autocorrelação média ≈ −0,004, com p-valores médios próximos de 0,5, novamente indicando compatibilidade com uma distribuição uniforme dos bits. A diferença fundamental é que </w:t>
+      </w:r>
+      <w:proofErr w:type="spellStart"/>
+      <w:proofErr w:type="gramStart"/>
+      <w:r>
+        <w:rPr>
+          <w:rFonts w:ascii="Times New Roman" w:eastAsia="Times New Roman" w:hAnsi="Times New Roman" w:cs="Times New Roman"/>
+          <w:kern w:val="0"/>
+          <w:lang w:eastAsia="pt-BR"/>
+          <w14:ligatures w14:val="none"/>
+        </w:rPr>
+        <w:t>secrets</w:t>
+      </w:r>
+      <w:proofErr w:type="spellEnd"/>
+      <w:r>
+        <w:rPr>
+          <w:rFonts w:ascii="Times New Roman" w:eastAsia="Times New Roman" w:hAnsi="Times New Roman" w:cs="Times New Roman"/>
+          <w:kern w:val="0"/>
+          <w:lang w:eastAsia="pt-BR"/>
+          <w14:ligatures w14:val="none"/>
+        </w:rPr>
+        <w:t>(</w:t>
+      </w:r>
+      <w:proofErr w:type="gramEnd"/>
+      <w:r>
+        <w:rPr>
+          <w:rFonts w:ascii="Times New Roman" w:eastAsia="Times New Roman" w:hAnsi="Times New Roman" w:cs="Times New Roman"/>
+          <w:kern w:val="0"/>
+          <w:lang w:eastAsia="pt-BR"/>
+          <w14:ligatures w14:val="none"/>
+        </w:rPr>
+        <w:t>) foi projetado para aplicações criptográficas, utilizando fontes de entropia do sistema operacional combinadas com mecanismos de geração seguros. Nos testes de ataque realizados, o gerador não apresentou vulnerabilidades detectáveis, mantendo imprevisibilidade mesmo sob observação das sequências geradas, em concordância com sua recomendação oficial para uso criptográfico (PYTHON SOFTWARE FOUNDATION, 2024).</w:t>
+      </w:r>
+    </w:p>
+    <w:p>
+      <w:pPr>
+        <w:spacing w:after="0" w:line="276" w:lineRule="auto"/>
         <w:jc w:val="both"/>
         <w:rPr>
           <w:rFonts w:ascii="Times New Roman" w:eastAsia="Times New Roman" w:hAnsi="Times New Roman" w:cs="Times New Roman"/>
@@ -1783,7 +2894,11 @@
           <w14:ligatures w14:val="none"/>
         </w:rPr>
       </w:pPr>
-      <w:r>
+    </w:p>
+    <w:p>
+      <w:pPr>
+        <w:spacing w:before="240" w:after="0" w:line="276" w:lineRule="auto"/>
+        <w:jc w:val="both"/>
         <w:rPr>
           <w:rFonts w:ascii="Times New Roman" w:eastAsia="Times New Roman" w:hAnsi="Times New Roman" w:cs="Times New Roman"/>
           <w:b/>
@@ -1792,11 +2907,114 @@
           <w:lang w:eastAsia="pt-BR"/>
           <w14:ligatures w14:val="none"/>
         </w:rPr>
+      </w:pPr>
+      <w:r>
+        <w:rPr>
+          <w:rFonts w:ascii="Times New Roman" w:eastAsia="Times New Roman" w:hAnsi="Times New Roman" w:cs="Times New Roman"/>
+          <w:b/>
+          <w:bCs/>
+          <w:kern w:val="0"/>
+          <w:lang w:eastAsia="pt-BR"/>
+          <w14:ligatures w14:val="none"/>
+        </w:rPr>
+        <w:lastRenderedPageBreak/>
         <w:t>Conclusão</w:t>
       </w:r>
     </w:p>
     <w:p>
       <w:pPr>
+        <w:spacing w:before="240" w:after="0" w:line="276" w:lineRule="auto"/>
+        <w:ind w:firstLine="708"/>
+        <w:jc w:val="both"/>
+        <w:rPr>
+          <w:rFonts w:ascii="Times New Roman" w:eastAsia="Times New Roman" w:hAnsi="Times New Roman" w:cs="Times New Roman"/>
+          <w:kern w:val="0"/>
+          <w:lang w:eastAsia="pt-BR"/>
+          <w14:ligatures w14:val="none"/>
+        </w:rPr>
+      </w:pPr>
+      <w:r>
+        <w:rPr>
+          <w:rFonts w:ascii="Times New Roman" w:eastAsia="Times New Roman" w:hAnsi="Times New Roman" w:cs="Times New Roman"/>
+          <w:kern w:val="0"/>
+          <w:lang w:eastAsia="pt-BR"/>
+          <w14:ligatures w14:val="none"/>
+        </w:rPr>
+        <w:t xml:space="preserve">Em síntese, os resultados obtidos reforçam um princípio fundamental da criptografia: </w:t>
+      </w:r>
+      <w:r>
+        <w:rPr>
+          <w:rFonts w:ascii="Times New Roman" w:eastAsia="Times New Roman" w:hAnsi="Times New Roman" w:cs="Times New Roman"/>
+          <w:kern w:val="0"/>
+          <w:lang w:eastAsia="pt-BR"/>
+          <w14:ligatures w14:val="none"/>
+        </w:rPr>
+        <w:t>boas propriedades estatísticas não são suficientes para garantir segurança criptográfica</w:t>
+      </w:r>
+      <w:r>
+        <w:rPr>
+          <w:rFonts w:ascii="Times New Roman" w:eastAsia="Times New Roman" w:hAnsi="Times New Roman" w:cs="Times New Roman"/>
+          <w:kern w:val="0"/>
+          <w:lang w:eastAsia="pt-BR"/>
+          <w14:ligatures w14:val="none"/>
+        </w:rPr>
+        <w:t xml:space="preserve">. O gerador </w:t>
+      </w:r>
+      <w:proofErr w:type="spellStart"/>
+      <w:proofErr w:type="gramStart"/>
+      <w:r>
+        <w:rPr>
+          <w:rFonts w:ascii="Times New Roman" w:eastAsia="Times New Roman" w:hAnsi="Times New Roman" w:cs="Times New Roman"/>
+          <w:kern w:val="0"/>
+          <w:lang w:eastAsia="pt-BR"/>
+          <w14:ligatures w14:val="none"/>
+        </w:rPr>
+        <w:t>random</w:t>
+      </w:r>
+      <w:proofErr w:type="spellEnd"/>
+      <w:r>
+        <w:rPr>
+          <w:rFonts w:ascii="Times New Roman" w:eastAsia="Times New Roman" w:hAnsi="Times New Roman" w:cs="Times New Roman"/>
+          <w:kern w:val="0"/>
+          <w:lang w:eastAsia="pt-BR"/>
+          <w14:ligatures w14:val="none"/>
+        </w:rPr>
+        <w:t>(</w:t>
+      </w:r>
+      <w:proofErr w:type="gramEnd"/>
+      <w:r>
+        <w:rPr>
+          <w:rFonts w:ascii="Times New Roman" w:eastAsia="Times New Roman" w:hAnsi="Times New Roman" w:cs="Times New Roman"/>
+          <w:kern w:val="0"/>
+          <w:lang w:eastAsia="pt-BR"/>
+          <w14:ligatures w14:val="none"/>
+        </w:rPr>
+        <w:t xml:space="preserve">) apresentou métricas estatísticas praticamente ideais, mas permaneceu vulnerável a ataques devido à sua natureza determinística. Por outro lado, a fonte física bruta apresentou imperfeições experimentais, como viés e autocorrelação, que podem reduzir a entropia efetiva da sequência gerada. A aplicação de funções </w:t>
+      </w:r>
+      <w:proofErr w:type="spellStart"/>
+      <w:r>
+        <w:rPr>
+          <w:rFonts w:ascii="Times New Roman" w:eastAsia="Times New Roman" w:hAnsi="Times New Roman" w:cs="Times New Roman"/>
+          <w:kern w:val="0"/>
+          <w:lang w:eastAsia="pt-BR"/>
+          <w14:ligatures w14:val="none"/>
+        </w:rPr>
+        <w:t>hash</w:t>
+      </w:r>
+      <w:proofErr w:type="spellEnd"/>
+      <w:r>
+        <w:rPr>
+          <w:rFonts w:ascii="Times New Roman" w:eastAsia="Times New Roman" w:hAnsi="Times New Roman" w:cs="Times New Roman"/>
+          <w:kern w:val="0"/>
+          <w:lang w:eastAsia="pt-BR"/>
+          <w14:ligatures w14:val="none"/>
+        </w:rPr>
+        <w:t xml:space="preserve"> criptográficas demonstrou ser um mecanismo eficaz para mitigar essas imperfeições e produzir sequências mais adequadas para aplicações de segurança. Dessa forma, os resultados evidenciam a importância de utilizar algoritmos e arquiteturas especificamente projetados para criptografia ao construir sistemas de geração de números aleatórios destinados a aplicações seguras.</w:t>
+      </w:r>
+    </w:p>
+    <w:p>
+      <w:pPr>
+        <w:spacing w:after="0" w:line="276" w:lineRule="auto"/>
         <w:rPr>
           <w:b/>
           <w:bCs/>
@@ -1805,6 +3023,7 @@
     </w:p>
     <w:p>
       <w:pPr>
+        <w:spacing w:before="240" w:line="276" w:lineRule="auto"/>
         <w:rPr>
           <w:rFonts w:ascii="Times New Roman" w:hAnsi="Times New Roman" w:cs="Times New Roman"/>
           <w:b/>
@@ -1822,7 +3041,7 @@
     </w:p>
     <w:p>
       <w:pPr>
-        <w:spacing w:after="0"/>
+        <w:spacing w:after="0" w:line="276" w:lineRule="auto"/>
         <w:jc w:val="both"/>
         <w:rPr>
           <w:rFonts w:ascii="Times New Roman" w:hAnsi="Times New Roman" w:cs="Times New Roman"/>
@@ -1933,7 +3152,7 @@
     </w:p>
     <w:p>
       <w:pPr>
-        <w:spacing w:after="0"/>
+        <w:spacing w:after="0" w:line="276" w:lineRule="auto"/>
         <w:jc w:val="both"/>
         <w:rPr>
           <w:rFonts w:ascii="Times New Roman" w:hAnsi="Times New Roman" w:cs="Times New Roman"/>
@@ -2102,7 +3321,7 @@
     </w:p>
     <w:p>
       <w:pPr>
-        <w:spacing w:after="0"/>
+        <w:spacing w:after="0" w:line="276" w:lineRule="auto"/>
         <w:jc w:val="both"/>
         <w:rPr>
           <w:rFonts w:ascii="Times New Roman" w:hAnsi="Times New Roman" w:cs="Times New Roman"/>
@@ -2170,27 +3389,13 @@
         </w:rPr>
         <w:t xml:space="preserve"> Standard Library. 2015. Disponível em: </w:t>
       </w:r>
-      <w:hyperlink r:id="rId5" w:tgtFrame="_new" w:history="1">
+      <w:hyperlink r:id="rId7" w:tgtFrame="_new" w:history="1">
         <w:r>
           <w:rPr>
             <w:rStyle w:val="Hyperlink"/>
             <w:rFonts w:ascii="Times New Roman" w:hAnsi="Times New Roman" w:cs="Times New Roman"/>
           </w:rPr>
-          <w:t>https://peps.python.org/p</w:t>
-        </w:r>
-        <w:r>
-          <w:rPr>
-            <w:rStyle w:val="Hyperlink"/>
-            <w:rFonts w:ascii="Times New Roman" w:hAnsi="Times New Roman" w:cs="Times New Roman"/>
-          </w:rPr>
-          <w:t>e</w:t>
-        </w:r>
-        <w:r>
-          <w:rPr>
-            <w:rStyle w:val="Hyperlink"/>
-            <w:rFonts w:ascii="Times New Roman" w:hAnsi="Times New Roman" w:cs="Times New Roman"/>
-          </w:rPr>
-          <w:t>p-0506/</w:t>
+          <w:t>https://peps.python.org/pep-0506/</w:t>
         </w:r>
       </w:hyperlink>
       <w:r>
@@ -2202,7 +3407,7 @@
     </w:p>
     <w:p>
       <w:pPr>
-        <w:spacing w:after="0"/>
+        <w:spacing w:after="0" w:line="276" w:lineRule="auto"/>
         <w:jc w:val="both"/>
         <w:rPr>
           <w:rFonts w:ascii="Times New Roman" w:hAnsi="Times New Roman" w:cs="Times New Roman"/>
@@ -2269,7 +3474,7 @@
     </w:p>
     <w:p>
       <w:pPr>
-        <w:spacing w:after="0"/>
+        <w:spacing w:after="0" w:line="276" w:lineRule="auto"/>
         <w:jc w:val="both"/>
         <w:rPr>
           <w:rFonts w:ascii="Times New Roman" w:hAnsi="Times New Roman" w:cs="Times New Roman"/>
@@ -2340,7 +3545,7 @@
     </w:p>
     <w:p>
       <w:pPr>
-        <w:spacing w:after="0"/>
+        <w:spacing w:after="0" w:line="276" w:lineRule="auto"/>
         <w:jc w:val="both"/>
         <w:rPr>
           <w:rFonts w:ascii="Times New Roman" w:hAnsi="Times New Roman" w:cs="Times New Roman"/>
@@ -2503,7 +3708,7 @@
     </w:p>
     <w:p>
       <w:pPr>
-        <w:spacing w:after="0"/>
+        <w:spacing w:after="0" w:line="276" w:lineRule="auto"/>
         <w:jc w:val="both"/>
         <w:rPr>
           <w:rFonts w:ascii="Times New Roman" w:hAnsi="Times New Roman" w:cs="Times New Roman"/>
@@ -2529,7 +3734,7 @@
         </w:rPr>
         <w:t xml:space="preserve"> — geração de números pseudoaleatórios. Disponível em: </w:t>
       </w:r>
-      <w:hyperlink r:id="rId6" w:tgtFrame="_new" w:history="1">
+      <w:hyperlink r:id="rId8" w:tgtFrame="_new" w:history="1">
         <w:r>
           <w:rPr>
             <w:rStyle w:val="Hyperlink"/>
@@ -2547,7 +3752,7 @@
     </w:p>
     <w:p>
       <w:pPr>
-        <w:spacing w:after="0"/>
+        <w:spacing w:after="0" w:line="276" w:lineRule="auto"/>
         <w:jc w:val="both"/>
         <w:rPr>
           <w:rFonts w:ascii="Times New Roman" w:hAnsi="Times New Roman" w:cs="Times New Roman"/>
@@ -2573,7 +3778,7 @@
         </w:rPr>
         <w:t xml:space="preserve"> — geração de números seguros para gerenciamento de dados sensíveis. Disponível em: </w:t>
       </w:r>
-      <w:hyperlink r:id="rId7" w:tgtFrame="_new" w:history="1">
+      <w:hyperlink r:id="rId9" w:tgtFrame="_new" w:history="1">
         <w:r>
           <w:rPr>
             <w:rStyle w:val="Hyperlink"/>
@@ -2591,7 +3796,7 @@
     </w:p>
     <w:p>
       <w:pPr>
-        <w:spacing w:after="0"/>
+        <w:spacing w:after="0" w:line="276" w:lineRule="auto"/>
         <w:jc w:val="both"/>
         <w:rPr>
           <w:rFonts w:ascii="Times New Roman" w:hAnsi="Times New Roman" w:cs="Times New Roman"/>
@@ -2631,7 +3836,7 @@
         </w:rPr>
         <w:t xml:space="preserve"> seguros. Disponível em: </w:t>
       </w:r>
-      <w:hyperlink r:id="rId8" w:tgtFrame="_new" w:history="1">
+      <w:hyperlink r:id="rId10" w:tgtFrame="_new" w:history="1">
         <w:r>
           <w:rPr>
             <w:rStyle w:val="Hyperlink"/>
@@ -2649,7 +3854,7 @@
     </w:p>
     <w:p>
       <w:pPr>
-        <w:spacing w:after="0"/>
+        <w:spacing w:after="0" w:line="276" w:lineRule="auto"/>
         <w:jc w:val="both"/>
         <w:rPr>
           <w:rFonts w:ascii="Times New Roman" w:hAnsi="Times New Roman" w:cs="Times New Roman"/>
@@ -2689,7 +3894,7 @@
         </w:rPr>
         <w:t xml:space="preserve">. Disponível em: </w:t>
       </w:r>
-      <w:hyperlink r:id="rId9" w:tgtFrame="_new" w:history="1">
+      <w:hyperlink r:id="rId11" w:tgtFrame="_new" w:history="1">
         <w:r>
           <w:rPr>
             <w:rStyle w:val="Hyperlink"/>
@@ -2707,7 +3912,7 @@
     </w:p>
     <w:p>
       <w:pPr>
-        <w:spacing w:after="0"/>
+        <w:spacing w:after="0" w:line="276" w:lineRule="auto"/>
         <w:jc w:val="both"/>
         <w:rPr>
           <w:rFonts w:ascii="Times New Roman" w:hAnsi="Times New Roman" w:cs="Times New Roman"/>
@@ -2823,35 +4028,172 @@
         </w:rPr>
         <w:t xml:space="preserve">. arXiv:1910.06437, 2019. Disponível em: </w:t>
       </w:r>
-      <w:hyperlink r:id="rId10" w:tgtFrame="_new" w:history="1">
+      <w:hyperlink r:id="rId12" w:tgtFrame="_new" w:history="1">
         <w:r>
           <w:rPr>
             <w:rStyle w:val="Hyperlink"/>
             <w:rFonts w:ascii="Times New Roman" w:hAnsi="Times New Roman" w:cs="Times New Roman"/>
           </w:rPr>
-          <w:t>https://arxiv</w:t>
+          <w:t>https://arxiv.org/abs/1910.06437</w:t>
+        </w:r>
+      </w:hyperlink>
+      <w:r>
+        <w:rPr>
+          <w:rFonts w:ascii="Times New Roman" w:hAnsi="Times New Roman" w:cs="Times New Roman"/>
+        </w:rPr>
+        <w:t>. Acesso em: 26 fev. 2026</w:t>
+      </w:r>
+    </w:p>
+    <w:p>
+      <w:pPr>
+        <w:spacing w:after="0" w:line="276" w:lineRule="auto"/>
+        <w:jc w:val="both"/>
+        <w:rPr>
+          <w:rFonts w:ascii="Times New Roman" w:hAnsi="Times New Roman" w:cs="Times New Roman"/>
+        </w:rPr>
+      </w:pPr>
+      <w:r>
+        <w:rPr>
+          <w:rFonts w:ascii="Times New Roman" w:hAnsi="Times New Roman" w:cs="Times New Roman"/>
+        </w:rPr>
+        <w:t xml:space="preserve">WALTER, Daniela; BÜLAU, André; ZIMMERMANN, André. Review </w:t>
+      </w:r>
+      <w:proofErr w:type="spellStart"/>
+      <w:r>
+        <w:rPr>
+          <w:rFonts w:ascii="Times New Roman" w:hAnsi="Times New Roman" w:cs="Times New Roman"/>
+        </w:rPr>
+        <w:t>on</w:t>
+      </w:r>
+      <w:proofErr w:type="spellEnd"/>
+      <w:r>
+        <w:rPr>
+          <w:rFonts w:ascii="Times New Roman" w:hAnsi="Times New Roman" w:cs="Times New Roman"/>
+        </w:rPr>
+        <w:t xml:space="preserve"> </w:t>
+      </w:r>
+      <w:proofErr w:type="spellStart"/>
+      <w:r>
+        <w:rPr>
+          <w:rFonts w:ascii="Times New Roman" w:hAnsi="Times New Roman" w:cs="Times New Roman"/>
+        </w:rPr>
+        <w:t>excess</w:t>
+      </w:r>
+      <w:proofErr w:type="spellEnd"/>
+      <w:r>
+        <w:rPr>
+          <w:rFonts w:ascii="Times New Roman" w:hAnsi="Times New Roman" w:cs="Times New Roman"/>
+        </w:rPr>
+        <w:t xml:space="preserve"> </w:t>
+      </w:r>
+      <w:proofErr w:type="spellStart"/>
+      <w:r>
+        <w:rPr>
+          <w:rFonts w:ascii="Times New Roman" w:hAnsi="Times New Roman" w:cs="Times New Roman"/>
+        </w:rPr>
+        <w:t>noise</w:t>
+      </w:r>
+      <w:proofErr w:type="spellEnd"/>
+      <w:r>
+        <w:rPr>
+          <w:rFonts w:ascii="Times New Roman" w:hAnsi="Times New Roman" w:cs="Times New Roman"/>
+        </w:rPr>
+        <w:t xml:space="preserve"> </w:t>
+      </w:r>
+      <w:proofErr w:type="spellStart"/>
+      <w:r>
+        <w:rPr>
+          <w:rFonts w:ascii="Times New Roman" w:hAnsi="Times New Roman" w:cs="Times New Roman"/>
+        </w:rPr>
+        <w:t>measurements</w:t>
+      </w:r>
+      <w:proofErr w:type="spellEnd"/>
+      <w:r>
+        <w:rPr>
+          <w:rFonts w:ascii="Times New Roman" w:hAnsi="Times New Roman" w:cs="Times New Roman"/>
+        </w:rPr>
+        <w:t xml:space="preserve"> </w:t>
+      </w:r>
+      <w:proofErr w:type="spellStart"/>
+      <w:r>
+        <w:rPr>
+          <w:rFonts w:ascii="Times New Roman" w:hAnsi="Times New Roman" w:cs="Times New Roman"/>
+        </w:rPr>
+        <w:t>of</w:t>
+      </w:r>
+      <w:proofErr w:type="spellEnd"/>
+      <w:r>
+        <w:rPr>
+          <w:rFonts w:ascii="Times New Roman" w:hAnsi="Times New Roman" w:cs="Times New Roman"/>
+        </w:rPr>
+        <w:t xml:space="preserve"> </w:t>
+      </w:r>
+      <w:proofErr w:type="spellStart"/>
+      <w:r>
+        <w:rPr>
+          <w:rFonts w:ascii="Times New Roman" w:hAnsi="Times New Roman" w:cs="Times New Roman"/>
+        </w:rPr>
+        <w:t>resistors</w:t>
+      </w:r>
+      <w:proofErr w:type="spellEnd"/>
+      <w:r>
+        <w:rPr>
+          <w:rFonts w:ascii="Times New Roman" w:hAnsi="Times New Roman" w:cs="Times New Roman"/>
+          <w:b/>
+          <w:bCs/>
+        </w:rPr>
+        <w:t>.</w:t>
+      </w:r>
+      <w:r>
+        <w:rPr>
+          <w:rFonts w:ascii="Times New Roman" w:hAnsi="Times New Roman" w:cs="Times New Roman"/>
+        </w:rPr>
+        <w:t xml:space="preserve"> </w:t>
+      </w:r>
+      <w:proofErr w:type="spellStart"/>
+      <w:r>
+        <w:rPr>
+          <w:rFonts w:ascii="Times New Roman" w:hAnsi="Times New Roman" w:cs="Times New Roman"/>
+          <w:i/>
+          <w:iCs/>
+        </w:rPr>
+        <w:t>Sensors</w:t>
+      </w:r>
+      <w:proofErr w:type="spellEnd"/>
+      <w:r>
+        <w:rPr>
+          <w:rFonts w:ascii="Times New Roman" w:hAnsi="Times New Roman" w:cs="Times New Roman"/>
+        </w:rPr>
+        <w:t xml:space="preserve">, v. 23, n. 3, p. 1107, 2023. DOI: </w:t>
+      </w:r>
+      <w:hyperlink r:id="rId13" w:tgtFrame="_new" w:history="1">
+        <w:r>
+          <w:rPr>
+            <w:rStyle w:val="Hyperlink"/>
+            <w:rFonts w:ascii="Times New Roman" w:hAnsi="Times New Roman" w:cs="Times New Roman"/>
+          </w:rPr>
+          <w:t>https://doi.org/10.3390</w:t>
         </w:r>
         <w:r>
           <w:rPr>
             <w:rStyle w:val="Hyperlink"/>
             <w:rFonts w:ascii="Times New Roman" w:hAnsi="Times New Roman" w:cs="Times New Roman"/>
           </w:rPr>
-          <w:t>.</w:t>
+          <w:t>/</w:t>
         </w:r>
         <w:r>
           <w:rPr>
             <w:rStyle w:val="Hyperlink"/>
             <w:rFonts w:ascii="Times New Roman" w:hAnsi="Times New Roman" w:cs="Times New Roman"/>
           </w:rPr>
-          <w:t>org/abs/1910.06437</w:t>
+          <w:t>s23031107</w:t>
         </w:r>
       </w:hyperlink>
-      <w:r>
-        <w:rPr>
-          <w:rFonts w:ascii="Times New Roman" w:hAnsi="Times New Roman" w:cs="Times New Roman"/>
-        </w:rPr>
-        <w:t>. Acesso em: 26 fev. 2026</w:t>
-      </w:r>
+    </w:p>
+    <w:p>
+      <w:pPr>
+        <w:spacing w:line="276" w:lineRule="auto"/>
+      </w:pPr>
     </w:p>
     <w:p/>
     <w:sectPr>
@@ -3952,6 +5294,155 @@
     </w:lvl>
   </w:abstractNum>
   <w:abstractNum w:abstractNumId="8" w15:restartNumberingAfterBreak="0">
+    <w:nsid w:val="0EE04A5F"/>
+    <w:multiLevelType w:val="multilevel"/>
+    <w:tmpl w:val="BE7E86D0"/>
+    <w:lvl w:ilvl="0">
+      <w:start w:val="1"/>
+      <w:numFmt w:val="bullet"/>
+      <w:lvlText w:val=""/>
+      <w:lvlJc w:val="left"/>
+      <w:pPr>
+        <w:tabs>
+          <w:tab w:val="num" w:pos="720"/>
+        </w:tabs>
+        <w:ind w:left="720" w:hanging="360"/>
+      </w:pPr>
+      <w:rPr>
+        <w:rFonts w:ascii="Symbol" w:hAnsi="Symbol" w:hint="default"/>
+        <w:sz w:val="20"/>
+      </w:rPr>
+    </w:lvl>
+    <w:lvl w:ilvl="1" w:tentative="1">
+      <w:start w:val="1"/>
+      <w:numFmt w:val="bullet"/>
+      <w:lvlText w:val="o"/>
+      <w:lvlJc w:val="left"/>
+      <w:pPr>
+        <w:tabs>
+          <w:tab w:val="num" w:pos="1440"/>
+        </w:tabs>
+        <w:ind w:left="1440" w:hanging="360"/>
+      </w:pPr>
+      <w:rPr>
+        <w:rFonts w:ascii="Courier New" w:hAnsi="Courier New" w:hint="default"/>
+        <w:sz w:val="20"/>
+      </w:rPr>
+    </w:lvl>
+    <w:lvl w:ilvl="2" w:tentative="1">
+      <w:start w:val="1"/>
+      <w:numFmt w:val="bullet"/>
+      <w:lvlText w:val=""/>
+      <w:lvlJc w:val="left"/>
+      <w:pPr>
+        <w:tabs>
+          <w:tab w:val="num" w:pos="2160"/>
+        </w:tabs>
+        <w:ind w:left="2160" w:hanging="360"/>
+      </w:pPr>
+      <w:rPr>
+        <w:rFonts w:ascii="Wingdings" w:hAnsi="Wingdings" w:hint="default"/>
+        <w:sz w:val="20"/>
+      </w:rPr>
+    </w:lvl>
+    <w:lvl w:ilvl="3" w:tentative="1">
+      <w:start w:val="1"/>
+      <w:numFmt w:val="bullet"/>
+      <w:lvlText w:val=""/>
+      <w:lvlJc w:val="left"/>
+      <w:pPr>
+        <w:tabs>
+          <w:tab w:val="num" w:pos="2880"/>
+        </w:tabs>
+        <w:ind w:left="2880" w:hanging="360"/>
+      </w:pPr>
+      <w:rPr>
+        <w:rFonts w:ascii="Wingdings" w:hAnsi="Wingdings" w:hint="default"/>
+        <w:sz w:val="20"/>
+      </w:rPr>
+    </w:lvl>
+    <w:lvl w:ilvl="4" w:tentative="1">
+      <w:start w:val="1"/>
+      <w:numFmt w:val="bullet"/>
+      <w:lvlText w:val=""/>
+      <w:lvlJc w:val="left"/>
+      <w:pPr>
+        <w:tabs>
+          <w:tab w:val="num" w:pos="3600"/>
+        </w:tabs>
+        <w:ind w:left="3600" w:hanging="360"/>
+      </w:pPr>
+      <w:rPr>
+        <w:rFonts w:ascii="Wingdings" w:hAnsi="Wingdings" w:hint="default"/>
+        <w:sz w:val="20"/>
+      </w:rPr>
+    </w:lvl>
+    <w:lvl w:ilvl="5" w:tentative="1">
+      <w:start w:val="1"/>
+      <w:numFmt w:val="bullet"/>
+      <w:lvlText w:val=""/>
+      <w:lvlJc w:val="left"/>
+      <w:pPr>
+        <w:tabs>
+          <w:tab w:val="num" w:pos="4320"/>
+        </w:tabs>
+        <w:ind w:left="4320" w:hanging="360"/>
+      </w:pPr>
+      <w:rPr>
+        <w:rFonts w:ascii="Wingdings" w:hAnsi="Wingdings" w:hint="default"/>
+        <w:sz w:val="20"/>
+      </w:rPr>
+    </w:lvl>
+    <w:lvl w:ilvl="6" w:tentative="1">
+      <w:start w:val="1"/>
+      <w:numFmt w:val="bullet"/>
+      <w:lvlText w:val=""/>
+      <w:lvlJc w:val="left"/>
+      <w:pPr>
+        <w:tabs>
+          <w:tab w:val="num" w:pos="5040"/>
+        </w:tabs>
+        <w:ind w:left="5040" w:hanging="360"/>
+      </w:pPr>
+      <w:rPr>
+        <w:rFonts w:ascii="Wingdings" w:hAnsi="Wingdings" w:hint="default"/>
+        <w:sz w:val="20"/>
+      </w:rPr>
+    </w:lvl>
+    <w:lvl w:ilvl="7" w:tentative="1">
+      <w:start w:val="1"/>
+      <w:numFmt w:val="bullet"/>
+      <w:lvlText w:val=""/>
+      <w:lvlJc w:val="left"/>
+      <w:pPr>
+        <w:tabs>
+          <w:tab w:val="num" w:pos="5760"/>
+        </w:tabs>
+        <w:ind w:left="5760" w:hanging="360"/>
+      </w:pPr>
+      <w:rPr>
+        <w:rFonts w:ascii="Wingdings" w:hAnsi="Wingdings" w:hint="default"/>
+        <w:sz w:val="20"/>
+      </w:rPr>
+    </w:lvl>
+    <w:lvl w:ilvl="8" w:tentative="1">
+      <w:start w:val="1"/>
+      <w:numFmt w:val="bullet"/>
+      <w:lvlText w:val=""/>
+      <w:lvlJc w:val="left"/>
+      <w:pPr>
+        <w:tabs>
+          <w:tab w:val="num" w:pos="6480"/>
+        </w:tabs>
+        <w:ind w:left="6480" w:hanging="360"/>
+      </w:pPr>
+      <w:rPr>
+        <w:rFonts w:ascii="Wingdings" w:hAnsi="Wingdings" w:hint="default"/>
+        <w:sz w:val="20"/>
+      </w:rPr>
+    </w:lvl>
+  </w:abstractNum>
+  <w:abstractNum w:abstractNumId="9" w15:restartNumberingAfterBreak="0">
     <w:nsid w:val="15D8451E"/>
     <w:multiLevelType w:val="multilevel"/>
     <w:tmpl w:val="AD16BEA2"/>
@@ -4064,7 +5555,7 @@
       </w:pPr>
     </w:lvl>
   </w:abstractNum>
-  <w:abstractNum w:abstractNumId="9" w15:restartNumberingAfterBreak="0">
+  <w:abstractNum w:abstractNumId="10" w15:restartNumberingAfterBreak="0">
     <w:nsid w:val="185A60A6"/>
     <w:multiLevelType w:val="multilevel"/>
     <w:tmpl w:val="3A8C90DA"/>
@@ -4213,7 +5704,7 @@
       </w:rPr>
     </w:lvl>
   </w:abstractNum>
-  <w:abstractNum w:abstractNumId="10" w15:restartNumberingAfterBreak="0">
+  <w:abstractNum w:abstractNumId="11" w15:restartNumberingAfterBreak="0">
     <w:nsid w:val="1C4F38A3"/>
     <w:multiLevelType w:val="multilevel"/>
     <w:tmpl w:val="28F6D412"/>
@@ -4326,7 +5817,7 @@
       </w:pPr>
     </w:lvl>
   </w:abstractNum>
-  <w:abstractNum w:abstractNumId="11" w15:restartNumberingAfterBreak="0">
+  <w:abstractNum w:abstractNumId="12" w15:restartNumberingAfterBreak="0">
     <w:nsid w:val="1E4325F4"/>
     <w:multiLevelType w:val="multilevel"/>
     <w:tmpl w:val="9022EC8E"/>
@@ -4475,7 +5966,7 @@
       </w:rPr>
     </w:lvl>
   </w:abstractNum>
-  <w:abstractNum w:abstractNumId="12" w15:restartNumberingAfterBreak="0">
+  <w:abstractNum w:abstractNumId="13" w15:restartNumberingAfterBreak="0">
     <w:nsid w:val="27F6544B"/>
     <w:multiLevelType w:val="multilevel"/>
     <w:tmpl w:val="F336F106"/>
@@ -4624,7 +6115,7 @@
       </w:rPr>
     </w:lvl>
   </w:abstractNum>
-  <w:abstractNum w:abstractNumId="13" w15:restartNumberingAfterBreak="0">
+  <w:abstractNum w:abstractNumId="14" w15:restartNumberingAfterBreak="0">
     <w:nsid w:val="2B103466"/>
     <w:multiLevelType w:val="multilevel"/>
     <w:tmpl w:val="C5365A78"/>
@@ -4737,7 +6228,7 @@
       </w:pPr>
     </w:lvl>
   </w:abstractNum>
-  <w:abstractNum w:abstractNumId="14" w15:restartNumberingAfterBreak="0">
+  <w:abstractNum w:abstractNumId="15" w15:restartNumberingAfterBreak="0">
     <w:nsid w:val="2F70165D"/>
     <w:multiLevelType w:val="multilevel"/>
     <w:tmpl w:val="53BEFA0E"/>
@@ -4886,7 +6377,7 @@
       </w:rPr>
     </w:lvl>
   </w:abstractNum>
-  <w:abstractNum w:abstractNumId="15" w15:restartNumberingAfterBreak="0">
+  <w:abstractNum w:abstractNumId="16" w15:restartNumberingAfterBreak="0">
     <w:nsid w:val="393979F5"/>
     <w:multiLevelType w:val="multilevel"/>
     <w:tmpl w:val="FCBC72B4"/>
@@ -5035,7 +6526,7 @@
       </w:rPr>
     </w:lvl>
   </w:abstractNum>
-  <w:abstractNum w:abstractNumId="16" w15:restartNumberingAfterBreak="0">
+  <w:abstractNum w:abstractNumId="17" w15:restartNumberingAfterBreak="0">
     <w:nsid w:val="3B4332E1"/>
     <w:multiLevelType w:val="multilevel"/>
     <w:tmpl w:val="2B7EF7D0"/>
@@ -5184,7 +6675,7 @@
       </w:rPr>
     </w:lvl>
   </w:abstractNum>
-  <w:abstractNum w:abstractNumId="17" w15:restartNumberingAfterBreak="0">
+  <w:abstractNum w:abstractNumId="18" w15:restartNumberingAfterBreak="0">
     <w:nsid w:val="52C6438F"/>
     <w:multiLevelType w:val="hybridMultilevel"/>
     <w:tmpl w:val="CED42744"/>
@@ -5273,7 +6764,7 @@
       </w:pPr>
     </w:lvl>
   </w:abstractNum>
-  <w:abstractNum w:abstractNumId="18" w15:restartNumberingAfterBreak="0">
+  <w:abstractNum w:abstractNumId="19" w15:restartNumberingAfterBreak="0">
     <w:nsid w:val="5808723E"/>
     <w:multiLevelType w:val="multilevel"/>
     <w:tmpl w:val="22CC5F00"/>
@@ -5422,7 +6913,7 @@
       </w:rPr>
     </w:lvl>
   </w:abstractNum>
-  <w:abstractNum w:abstractNumId="19" w15:restartNumberingAfterBreak="0">
+  <w:abstractNum w:abstractNumId="20" w15:restartNumberingAfterBreak="0">
     <w:nsid w:val="5DE271B3"/>
     <w:multiLevelType w:val="hybridMultilevel"/>
     <w:tmpl w:val="71DC80DE"/>
@@ -5511,7 +7002,7 @@
       </w:pPr>
     </w:lvl>
   </w:abstractNum>
-  <w:abstractNum w:abstractNumId="20" w15:restartNumberingAfterBreak="0">
+  <w:abstractNum w:abstractNumId="21" w15:restartNumberingAfterBreak="0">
     <w:nsid w:val="656A6FD3"/>
     <w:multiLevelType w:val="multilevel"/>
     <w:tmpl w:val="1FD242FE"/>
@@ -5624,7 +7115,7 @@
       </w:pPr>
     </w:lvl>
   </w:abstractNum>
-  <w:abstractNum w:abstractNumId="21" w15:restartNumberingAfterBreak="0">
+  <w:abstractNum w:abstractNumId="22" w15:restartNumberingAfterBreak="0">
     <w:nsid w:val="68E14CC0"/>
     <w:multiLevelType w:val="multilevel"/>
     <w:tmpl w:val="37AC3014"/>
@@ -5773,7 +7264,7 @@
       </w:rPr>
     </w:lvl>
   </w:abstractNum>
-  <w:abstractNum w:abstractNumId="22" w15:restartNumberingAfterBreak="0">
+  <w:abstractNum w:abstractNumId="23" w15:restartNumberingAfterBreak="0">
     <w:nsid w:val="692C7A2E"/>
     <w:multiLevelType w:val="multilevel"/>
     <w:tmpl w:val="01AEE530"/>
@@ -5886,7 +7377,7 @@
       </w:pPr>
     </w:lvl>
   </w:abstractNum>
-  <w:abstractNum w:abstractNumId="23" w15:restartNumberingAfterBreak="0">
+  <w:abstractNum w:abstractNumId="24" w15:restartNumberingAfterBreak="0">
     <w:nsid w:val="6A0C17A6"/>
     <w:multiLevelType w:val="multilevel"/>
     <w:tmpl w:val="FAAE7B62"/>
@@ -6035,7 +7526,7 @@
       </w:rPr>
     </w:lvl>
   </w:abstractNum>
-  <w:abstractNum w:abstractNumId="24" w15:restartNumberingAfterBreak="0">
+  <w:abstractNum w:abstractNumId="25" w15:restartNumberingAfterBreak="0">
     <w:nsid w:val="6A0E77CD"/>
     <w:multiLevelType w:val="multilevel"/>
     <w:tmpl w:val="69BA8038"/>
@@ -6184,7 +7675,7 @@
       </w:rPr>
     </w:lvl>
   </w:abstractNum>
-  <w:abstractNum w:abstractNumId="25" w15:restartNumberingAfterBreak="0">
+  <w:abstractNum w:abstractNumId="26" w15:restartNumberingAfterBreak="0">
     <w:nsid w:val="6B7C33D7"/>
     <w:multiLevelType w:val="multilevel"/>
     <w:tmpl w:val="1728D6CA"/>
@@ -6333,7 +7824,7 @@
       </w:rPr>
     </w:lvl>
   </w:abstractNum>
-  <w:abstractNum w:abstractNumId="26" w15:restartNumberingAfterBreak="0">
+  <w:abstractNum w:abstractNumId="27" w15:restartNumberingAfterBreak="0">
     <w:nsid w:val="77171189"/>
     <w:multiLevelType w:val="hybridMultilevel"/>
     <w:tmpl w:val="C14CF742"/>
@@ -6422,7 +7913,7 @@
       </w:pPr>
     </w:lvl>
   </w:abstractNum>
-  <w:abstractNum w:abstractNumId="27" w15:restartNumberingAfterBreak="0">
+  <w:abstractNum w:abstractNumId="28" w15:restartNumberingAfterBreak="0">
     <w:nsid w:val="7A1B2153"/>
     <w:multiLevelType w:val="multilevel"/>
     <w:tmpl w:val="6ECC29F0"/>
@@ -6536,31 +8027,31 @@
     </w:lvl>
   </w:abstractNum>
   <w:num w:numId="1" w16cid:durableId="439449920">
-    <w:abstractNumId w:val="13"/>
+    <w:abstractNumId w:val="14"/>
   </w:num>
   <w:num w:numId="2" w16cid:durableId="884634307">
-    <w:abstractNumId w:val="24"/>
+    <w:abstractNumId w:val="25"/>
   </w:num>
   <w:num w:numId="3" w16cid:durableId="1228423244">
     <w:abstractNumId w:val="3"/>
   </w:num>
   <w:num w:numId="4" w16cid:durableId="1427770159">
-    <w:abstractNumId w:val="25"/>
+    <w:abstractNumId w:val="26"/>
   </w:num>
   <w:num w:numId="5" w16cid:durableId="975986338">
-    <w:abstractNumId w:val="16"/>
+    <w:abstractNumId w:val="17"/>
   </w:num>
   <w:num w:numId="6" w16cid:durableId="18820506">
-    <w:abstractNumId w:val="22"/>
+    <w:abstractNumId w:val="23"/>
   </w:num>
   <w:num w:numId="7" w16cid:durableId="128986755">
-    <w:abstractNumId w:val="12"/>
+    <w:abstractNumId w:val="13"/>
   </w:num>
   <w:num w:numId="8" w16cid:durableId="1098676064">
-    <w:abstractNumId w:val="9"/>
+    <w:abstractNumId w:val="10"/>
   </w:num>
   <w:num w:numId="9" w16cid:durableId="1661427548">
-    <w:abstractNumId w:val="23"/>
+    <w:abstractNumId w:val="24"/>
   </w:num>
   <w:num w:numId="10" w16cid:durableId="438187935">
     <w:abstractNumId w:val="6"/>
@@ -6575,31 +8066,31 @@
     <w:abstractNumId w:val="2"/>
   </w:num>
   <w:num w:numId="14" w16cid:durableId="612909220">
-    <w:abstractNumId w:val="27"/>
+    <w:abstractNumId w:val="28"/>
   </w:num>
   <w:num w:numId="15" w16cid:durableId="1548251683">
+    <w:abstractNumId w:val="12"/>
+  </w:num>
+  <w:num w:numId="16" w16cid:durableId="1988389471">
+    <w:abstractNumId w:val="22"/>
+  </w:num>
+  <w:num w:numId="17" w16cid:durableId="1752237326">
+    <w:abstractNumId w:val="9"/>
+  </w:num>
+  <w:num w:numId="18" w16cid:durableId="1364096439">
+    <w:abstractNumId w:val="15"/>
+  </w:num>
+  <w:num w:numId="19" w16cid:durableId="1797987365">
+    <w:abstractNumId w:val="16"/>
+  </w:num>
+  <w:num w:numId="20" w16cid:durableId="875627932">
+    <w:abstractNumId w:val="18"/>
+  </w:num>
+  <w:num w:numId="21" w16cid:durableId="535898079">
     <w:abstractNumId w:val="11"/>
   </w:num>
-  <w:num w:numId="16" w16cid:durableId="1988389471">
-    <w:abstractNumId w:val="21"/>
-  </w:num>
-  <w:num w:numId="17" w16cid:durableId="1752237326">
-    <w:abstractNumId w:val="8"/>
-  </w:num>
-  <w:num w:numId="18" w16cid:durableId="1364096439">
-    <w:abstractNumId w:val="14"/>
-  </w:num>
-  <w:num w:numId="19" w16cid:durableId="1797987365">
-    <w:abstractNumId w:val="15"/>
-  </w:num>
-  <w:num w:numId="20" w16cid:durableId="875627932">
-    <w:abstractNumId w:val="17"/>
-  </w:num>
-  <w:num w:numId="21" w16cid:durableId="535898079">
-    <w:abstractNumId w:val="10"/>
-  </w:num>
   <w:num w:numId="22" w16cid:durableId="2114667984">
-    <w:abstractNumId w:val="18"/>
+    <w:abstractNumId w:val="19"/>
   </w:num>
   <w:num w:numId="23" w16cid:durableId="819080338">
     <w:abstractNumId w:val="4"/>
@@ -6611,13 +8102,16 @@
     <w:abstractNumId w:val="0"/>
   </w:num>
   <w:num w:numId="26" w16cid:durableId="1094596778">
+    <w:abstractNumId w:val="21"/>
+  </w:num>
+  <w:num w:numId="27" w16cid:durableId="31930784">
+    <w:abstractNumId w:val="27"/>
+  </w:num>
+  <w:num w:numId="28" w16cid:durableId="589509489">
     <w:abstractNumId w:val="20"/>
   </w:num>
-  <w:num w:numId="27" w16cid:durableId="31930784">
-    <w:abstractNumId w:val="26"/>
-  </w:num>
-  <w:num w:numId="28" w16cid:durableId="589509489">
-    <w:abstractNumId w:val="19"/>
+  <w:num w:numId="29" w16cid:durableId="662584009">
+    <w:abstractNumId w:val="8"/>
   </w:num>
 </w:numbering>
 </file>
@@ -7022,7 +8516,7 @@
   <w:style w:type="paragraph" w:default="1" w:styleId="Normal">
     <w:name w:val="Normal"/>
     <w:qFormat/>
-    <w:rsid w:val="00D97691"/>
+    <w:rsid w:val="004C1B0C"/>
   </w:style>
   <w:style w:type="paragraph" w:styleId="Ttulo1">
     <w:name w:val="heading 1"/>
